--- a/documents/meeting_minutes/MTG-2025-Q3_Supply_Chain_Review.docx
+++ b/documents/meeting_minutes/MTG-2025-Q3_Supply_Chain_Review.docx
@@ -200,7 +200,7 @@
                 <w:sz w:val="20"/>
                 <w:szCs w:val="20"/>
               </w:rPr>
-              <w:t xml:space="preserve">MCG HQ Rotterdam, Board Room A (hybrid — 6 in person, 4 virtual)</w:t>
+              <w:t xml:space="preserve">MCG HQ Rotterdam, Board Room A (hybrid)</w:t>
             </w:r>
           </w:p>
         </w:tc>
@@ -369,62 +369,6 @@
                 <w:szCs w:val="20"/>
               </w:rPr>
               <w:t xml:space="preserve">Confidential — Senior Leadership Only</w:t>
-            </w:r>
-          </w:p>
-        </w:tc>
-      </w:tr>
-      <w:tr>
-        <w:tc>
-          <w:tcPr>
-            <w:tcW w:type="pct" w:w="30%"/>
-            <w:shd w:color="1B2A4A" w:val="solid"/>
-            <w:tcMar>
-              <w:top w:type="dxa" w:w="40"/>
-              <w:left w:type="dxa" w:w="100"/>
-              <w:bottom w:type="dxa" w:w="40"/>
-              <w:right w:type="dxa" w:w="100"/>
-            </w:tcMar>
-          </w:tcPr>
-          <w:p>
-            <w:pPr>
-              <w:spacing w:after="0"/>
-            </w:pPr>
-            <w:r>
-              <w:rPr>
-                <w:rFonts w:ascii="Calibri" w:cs="Calibri" w:eastAsia="Calibri" w:hAnsi="Calibri"/>
-                <w:b/>
-                <w:bCs/>
-                <w:color w:val="FFFFFF"/>
-                <w:sz w:val="20"/>
-                <w:szCs w:val="20"/>
-              </w:rPr>
-              <w:t xml:space="preserve">Next Meeting</w:t>
-            </w:r>
-          </w:p>
-        </w:tc>
-        <w:tc>
-          <w:tcPr>
-            <w:tcW w:type="pct" w:w="70%"/>
-            <w:shd w:color="F2F4F7" w:val="solid"/>
-            <w:tcMar>
-              <w:top w:type="dxa" w:w="40"/>
-              <w:left w:type="dxa" w:w="100"/>
-              <w:bottom w:type="dxa" w:w="40"/>
-              <w:right w:type="dxa" w:w="100"/>
-            </w:tcMar>
-          </w:tcPr>
-          <w:p>
-            <w:pPr>
-              <w:spacing w:after="0"/>
-            </w:pPr>
-            <w:r>
-              <w:rPr>
-                <w:rFonts w:ascii="Calibri" w:cs="Calibri" w:eastAsia="Calibri" w:hAnsi="Calibri"/>
-                <w:color w:val="1F2937"/>
-                <w:sz w:val="20"/>
-                <w:szCs w:val="20"/>
-              </w:rPr>
-              <w:t xml:space="preserve">Q4 2025 Review: 15 January 2026, 09:00 CET</w:t>
             </w:r>
           </w:p>
         </w:tc>
@@ -1077,7 +1021,7 @@
                 <w:sz w:val="19"/>
                 <w:szCs w:val="19"/>
               </w:rPr>
-              <w:t xml:space="preserve">Virtual (Seoul)</w:t>
+              <w:t xml:space="preserve">Virtual</w:t>
             </w:r>
           </w:p>
         </w:tc>
@@ -1151,7 +1095,7 @@
                 <w:sz w:val="19"/>
                 <w:szCs w:val="19"/>
               </w:rPr>
-              <w:t xml:space="preserve">Virtual (Miami)</w:t>
+              <w:t xml:space="preserve">Virtual</w:t>
             </w:r>
           </w:p>
         </w:tc>
@@ -1228,7 +1172,7 @@
                 <w:sz w:val="19"/>
                 <w:szCs w:val="19"/>
               </w:rPr>
-              <w:t xml:space="preserve">Virtual (Singapore)</w:t>
+              <w:t xml:space="preserve">Virtual</w:t>
             </w:r>
           </w:p>
         </w:tc>
@@ -1302,7 +1246,7 @@
                 <w:sz w:val="19"/>
                 <w:szCs w:val="19"/>
               </w:rPr>
-              <w:t xml:space="preserve">Virtual (São Paulo)</w:t>
+              <w:t xml:space="preserve">Virtual</w:t>
             </w:r>
           </w:p>
         </w:tc>
@@ -1325,6 +1269,79 @@
           <w:szCs w:val="30"/>
         </w:rPr>
         <w:t xml:space="preserve">1. Opening — CEO Statement</w:t>
+      </w:r>
+    </w:p>
+    <w:p>
+      <w:pPr>
+        <w:spacing w:after="120"/>
+        <w:jc w:val="left"/>
+      </w:pPr>
+      <w:r>
+        <w:rPr>
+          <w:rFonts w:ascii="Calibri" w:cs="Calibri" w:eastAsia="Calibri" w:hAnsi="Calibri"/>
+          <w:b w:val="false"/>
+          <w:bCs w:val="false"/>
+          <w:i/>
+          <w:iCs/>
+          <w:color w:val="1F2937"/>
+          <w:sz w:val="21"/>
+          <w:szCs w:val="21"/>
+        </w:rPr>
+        <w:t xml:space="preserve">"The data tells a story this quarter that none of us should be comfortable with. Out-of-stock events up 34%, delivery SLA breaches at 22% in APAC, $2.48 million in spoilage on a single corridor, and a regulatory citation because we couldn't trace a head of lettuce through our own supply chain in less than 11 days. These are not isolated incidents. They are symptoms of a systemic failure in how we manage data."</w:t>
+      </w:r>
+    </w:p>
+    <w:p>
+      <w:pPr>
+        <w:spacing w:after="120"/>
+        <w:jc w:val="left"/>
+      </w:pPr>
+      <w:r>
+        <w:rPr>
+          <w:rFonts w:ascii="Calibri" w:cs="Calibri" w:eastAsia="Calibri" w:hAnsi="Calibri"/>
+          <w:b/>
+          <w:bCs/>
+          <w:i w:val="false"/>
+          <w:iCs w:val="false"/>
+          <w:color w:val="1F2937"/>
+          <w:sz w:val="21"/>
+          <w:szCs w:val="21"/>
+        </w:rPr>
+        <w:t xml:space="preserve">— Ingrid van der Berg, CEO</w:t>
+      </w:r>
+    </w:p>
+    <w:p>
+      <w:pPr>
+        <w:pBdr>
+          <w:bottom w:val="single" w:color="0D7C8F" w:sz="2" w:space="4"/>
+        </w:pBdr>
+        <w:spacing w:after="160" w:before="360"/>
+      </w:pPr>
+      <w:r>
+        <w:rPr>
+          <w:rFonts w:ascii="Calibri" w:cs="Calibri" w:eastAsia="Calibri" w:hAnsi="Calibri"/>
+          <w:b/>
+          <w:bCs/>
+          <w:color w:val="1B2A4A"/>
+          <w:sz w:val="30"/>
+          <w:szCs w:val="30"/>
+        </w:rPr>
+        <w:t xml:space="preserve">2. Nightmare Review — Key Discussion Points</w:t>
+      </w:r>
+    </w:p>
+    <w:p>
+      <w:pPr>
+        <w:spacing w:after="120" w:before="280"/>
+      </w:pPr>
+      <w:r>
+        <w:rPr>
+          <w:rFonts w:ascii="Calibri" w:cs="Calibri" w:eastAsia="Calibri" w:hAnsi="Calibri"/>
+          <w:b/>
+          <w:bCs/>
+          <w:color w:val="0D7C8F"/>
+          <w:sz w:val="26"/>
+          <w:szCs w:val="26"/>
+        </w:rPr>
+        <w:t xml:space="preserve">2.1 Phantom Inventory Update (Henrik Jansen)</w:t>
       </w:r>
     </w:p>
     <w:p>
@@ -1343,7 +1360,7 @@
           <w:sz w:val="21"/>
           <w:szCs w:val="21"/>
         </w:rPr>
-        <w:t xml:space="preserve">Ingrid van der Berg opened by noting that Q3 2025 represented "the worst quarter for supply chain data quality in MCG's history" with out-of-stock events up 34%, delivery SLA breaches at 22% in APAC, $2.48M in spoilage on a single corridor, and a regulatory citation because MCG could not trace a head of lettuce through its supply chain within 24 hours.</w:t>
+        <w:t xml:space="preserve">IRA remains at 74%, unchanged from Q2. The Rotterdam pipeline failure (INC-2025-04872) demonstrated that a single undetected sync failure can create 847 units of phantom inventory. Pipeline monitoring has been implemented at Rotterdam but not yet rolled out to other DCs.</w:t>
       </w:r>
     </w:p>
     <w:p>
@@ -1362,26 +1379,7 @@
           <w:sz w:val="21"/>
           <w:szCs w:val="21"/>
         </w:rPr>
-        <w:t xml:space="preserve">The CEO stated that these are not isolated incidents but symptoms of a systemic failure in data management, and that data quality would be MCG's #1 operational priority for 2026.</w:t>
-      </w:r>
-    </w:p>
-    <w:p>
-      <w:pPr>
-        <w:pBdr>
-          <w:bottom w:val="single" w:color="0D7C8F" w:sz="2" w:space="4"/>
-        </w:pBdr>
-        <w:spacing w:after="160" w:before="360"/>
-      </w:pPr>
-      <w:r>
-        <w:rPr>
-          <w:rFonts w:ascii="Calibri" w:cs="Calibri" w:eastAsia="Calibri" w:hAnsi="Calibri"/>
-          <w:b/>
-          <w:bCs/>
-          <w:color w:val="1B2A4A"/>
-          <w:sz w:val="30"/>
-          <w:szCs w:val="30"/>
-        </w:rPr>
-        <w:t xml:space="preserve">2. Nightmare Review — Key Discussion Points</w:t>
+        <w:t xml:space="preserve">Henrik: "We're still asking warehouse staff to do a 15-20 minute manual sync check every morning. That's 855 hours of manual labor across our DC network, every single day. We need automated monitoring."</w:t>
       </w:r>
     </w:p>
     <w:p>
@@ -1397,7 +1395,7 @@
           <w:sz w:val="26"/>
           <w:szCs w:val="26"/>
         </w:rPr>
-        <w:t xml:space="preserve">2.1 Phantom Inventory Update (Henrik Jansen)</w:t>
+        <w:t xml:space="preserve">2.2 APAC SLA Crisis (Wei Lin Tan)</w:t>
       </w:r>
     </w:p>
     <w:p>
@@ -1416,7 +1414,7 @@
           <w:sz w:val="21"/>
           <w:szCs w:val="21"/>
         </w:rPr>
-        <w:t xml:space="preserve">IRA (Inventory Record Accuracy) remains at 74%, unchanged from Q2 and well below the 97% target. The Rotterdam pipeline failure (INC-2025-04872) demonstrated that a single undetected 72-hour sync failure can create 847 units of phantom inventory across 143 SKUs, costing €30,500 in emergency transfers and expedited shipping.</w:t>
+        <w:t xml:space="preserve">Singapore delivery promise accuracy dropped to 69% (from 88% in Q2). Root cause: NinjaVan contract amendment AMD3 changed 5-10 kg delivery from 2-day to 3-day, but the change was not communicated to the e-commerce team for 3+ weeks.</w:t>
       </w:r>
     </w:p>
     <w:p>
@@ -1435,78 +1433,9 @@
           <w:sz w:val="21"/>
           <w:szCs w:val="21"/>
         </w:rPr>
-        <w:t xml:space="preserve">Pipeline monitoring has been implemented at Rotterdam DC following the incident but is NOT yet deployed at the remaining 27 DCs. Henrik emphasized that the daily manual sync check is the only defense at other sites, costing 855 person-hours per day across the network.</w:t>
-      </w:r>
-    </w:p>
-    <w:tbl>
-      <w:tblPr>
-        <w:tblW w:type="pct" w:w="100%"/>
-        <w:tblBorders>
-          <w:top w:val="single" w:color="auto" w:sz="4"/>
-          <w:left w:val="single" w:color="auto" w:sz="4"/>
-          <w:bottom w:val="single" w:color="auto" w:sz="4"/>
-          <w:right w:val="single" w:color="auto" w:sz="4"/>
-          <w:insideH w:val="single" w:color="auto" w:sz="4"/>
-          <w:insideV w:val="single" w:color="auto" w:sz="4"/>
-        </w:tblBorders>
-      </w:tblPr>
-      <w:tblGrid>
-        <w:gridCol w:w="100"/>
-        <w:gridCol w:w="100"/>
-      </w:tblGrid>
-      <w:tr>
-        <w:tc>
-          <w:tcPr>
-            <w:tcW w:type="pct" w:w="1%"/>
-            <w:tcBorders>
-              <w:top w:val="none"/>
-              <w:left w:val="none"/>
-              <w:bottom w:val="none"/>
-              <w:right w:val="none"/>
-            </w:tcBorders>
-            <w:shd w:color="0D7C8F" w:val="solid"/>
-          </w:tcPr>
-          <w:p>
-            <w:pPr>
-              <w:spacing w:after="0"/>
-            </w:pPr>
-            <w:r>
-              <w:rPr>
-                <w:sz w:val="10"/>
-                <w:szCs w:val="10"/>
-              </w:rPr>
-              <w:t xml:space="preserve"> </w:t>
-            </w:r>
-          </w:p>
-        </w:tc>
-        <w:tc>
-          <w:tcPr>
-            <w:tcW w:type="pct" w:w="99%"/>
-            <w:shd w:color="F2F4F7" w:val="solid"/>
-            <w:tcMar>
-              <w:top w:type="dxa" w:w="80"/>
-              <w:left w:type="dxa" w:w="120"/>
-              <w:bottom w:type="dxa" w:w="80"/>
-              <w:right w:type="dxa" w:w="120"/>
-            </w:tcMar>
-          </w:tcPr>
-          <w:p>
-            <w:pPr>
-              <w:spacing w:after="0"/>
-            </w:pPr>
-            <w:r>
-              <w:rPr>
-                <w:rFonts w:ascii="Calibri" w:cs="Calibri" w:eastAsia="Calibri" w:hAnsi="Calibri"/>
-                <w:color w:val="1F2937"/>
-                <w:sz w:val="20"/>
-                <w:szCs w:val="20"/>
-              </w:rPr>
-              <w:t xml:space="preserve">Henrik: "We're spending 855 hours of human labor every single day on manual sync checks that a simple automated heartbeat monitor could replace. That's the equivalent of 107 full-time employees doing nothing but checking whether our data pipelines are working."</w:t>
-            </w:r>
-          </w:p>
-        </w:tc>
-      </w:tr>
-    </w:tbl>
+        <w:t xml:space="preserve">Wei Lin: "14,000 customers per month received false delivery promises. Our WISMO rate in Singapore hit 52%. We had no process for carrier-to-e-commerce SLA change notification."</w:t>
+      </w:r>
+    </w:p>
     <w:p>
       <w:pPr>
         <w:spacing w:after="120" w:before="280"/>
@@ -1520,7 +1449,7 @@
           <w:sz w:val="26"/>
           <w:szCs w:val="26"/>
         </w:rPr>
-        <w:t xml:space="preserve">2.2 APAC SLA Crisis (Wei Lin Tan)</w:t>
+        <w:t xml:space="preserve">2.3 LATAM Spoilage (Roberto Almeida)</w:t>
       </w:r>
     </w:p>
     <w:p>
@@ -1539,7 +1468,7 @@
           <w:sz w:val="21"/>
           <w:szCs w:val="21"/>
         </w:rPr>
-        <w:t xml:space="preserve">Singapore delivery promise accuracy dropped to 69% (from 88% in Q2). Root cause: NinjaVan contract amendment AMD3 reclassified 5-10 kg parcels from 2-day to 3-day delivery, effective 01 October 2025. However, this change was not communicated to the e-commerce fulfillment team for 3+ weeks after contract execution.</w:t>
+        <w:t xml:space="preserve">$2.48M in Q3 spoilage on the São Paulo-Buenos Aires corridor. The issue was dismissed as 'summer heat' for 3 weeks because IoT and carrier data aren't connected.</w:t>
       </w:r>
     </w:p>
     <w:p>
@@ -1558,7 +1487,23 @@
           <w:sz w:val="21"/>
           <w:szCs w:val="21"/>
         </w:rPr>
-        <w:t xml:space="preserve">During the communication gap, the MCG website continued to promise 2-day delivery for 5-10 kg orders, affecting approximately 14,000 customers per month. WISMO (Where Is My Order) rate in Singapore hit 52%, compared to the 30% target.</w:t>
+        <w:t xml:space="preserve">Roberto: "We had the temperature data. We had the carrier fleet data. But they lived in different systems with no connection. It took a human analyst to manually correlate the data and identify the TransFrio fleet change as the root cause."</w:t>
+      </w:r>
+    </w:p>
+    <w:p>
+      <w:pPr>
+        <w:spacing w:after="120" w:before="280"/>
+      </w:pPr>
+      <w:r>
+        <w:rPr>
+          <w:rFonts w:ascii="Calibri" w:cs="Calibri" w:eastAsia="Calibri" w:hAnsi="Calibri"/>
+          <w:b/>
+          <w:bCs/>
+          <w:color w:val="0D7C8F"/>
+          <w:sz w:val="26"/>
+          <w:szCs w:val="26"/>
+        </w:rPr>
+        <w:t xml:space="preserve">2.4 Compliance Update (Dr. Elena Vasquez)</w:t>
       </w:r>
     </w:p>
     <w:p>
@@ -1577,23 +1522,7 @@
           <w:sz w:val="21"/>
           <w:szCs w:val="21"/>
         </w:rPr>
-        <w:t xml:space="preserve">Wei Lin proposed a mandatory carrier-to-e-commerce SLA change notification process. Lisa Park (Customer Experience) agreed to co-own the implementation with Thomas Brennan.</w:t>
-      </w:r>
-    </w:p>
-    <w:p>
-      <w:pPr>
-        <w:spacing w:after="120" w:before="280"/>
-      </w:pPr>
-      <w:r>
-        <w:rPr>
-          <w:rFonts w:ascii="Calibri" w:cs="Calibri" w:eastAsia="Calibri" w:hAnsi="Calibri"/>
-          <w:b/>
-          <w:bCs/>
-          <w:color w:val="0D7C8F"/>
-          <w:sz w:val="26"/>
-          <w:szCs w:val="26"/>
-        </w:rPr>
-        <w:t xml:space="preserve">2.3 LATAM Spoilage (Roberto Almeida)</w:t>
+        <w:t xml:space="preserve">NVWA corrective action plan is in progress. Lot number capture at 93% (target: 100%). Store-level tracking at 78% (target: 90% by March 2026). NVWA follow-up inspection expected Q1 2026.</w:t>
       </w:r>
     </w:p>
     <w:p>
@@ -1612,7 +1541,26 @@
           <w:sz w:val="21"/>
           <w:szCs w:val="21"/>
         </w:rPr>
-        <w:t xml:space="preserve">$2.48M in Q3 spoilage on the São Paulo-Buenos Aires corridor operated by TransFrio Logistics. The fleet change root cause (6 trucks replaced with new Thermo King X4 7500 units, drivers not retrained) was identified by Roberto's team after 3 weeks of investigation.</w:t>
+        <w:t xml:space="preserve">Elena: "If we don't have a unified traceability solution by the NVWA follow-up, we risk escalation from citation to enforcement action. The lettuce recall exposed a fundamental gap."</w:t>
+      </w:r>
+    </w:p>
+    <w:p>
+      <w:pPr>
+        <w:pBdr>
+          <w:bottom w:val="single" w:color="0D7C8F" w:sz="2" w:space="4"/>
+        </w:pBdr>
+        <w:spacing w:after="160" w:before="360"/>
+      </w:pPr>
+      <w:r>
+        <w:rPr>
+          <w:rFonts w:ascii="Calibri" w:cs="Calibri" w:eastAsia="Calibri" w:hAnsi="Calibri"/>
+          <w:b/>
+          <w:bCs/>
+          <w:color w:val="1B2A4A"/>
+          <w:sz w:val="30"/>
+          <w:szCs w:val="30"/>
+        </w:rPr>
+        <w:t xml:space="preserve">3. Project CLARITY Discussion</w:t>
       </w:r>
     </w:p>
     <w:p>
@@ -1631,11 +1579,16 @@
           <w:sz w:val="21"/>
           <w:szCs w:val="21"/>
         </w:rPr>
-        <w:t xml:space="preserve">Roberto emphasized that the data to identify the root cause existed in MCG's systems from Day 1 — Tive IoT sensors recorded the temperature excursions, and TransFrio's fleet records showed the truck changeover. But these datasets lived in completely disconnected systems with no automated correlation.</w:t>
-      </w:r>
-    </w:p>
-    <w:p>
-      <w:pPr>
+        <w:t xml:space="preserve">Priya Ramanathan presented the Project CLARITY business case:</w:t>
+      </w:r>
+    </w:p>
+    <w:p>
+      <w:pPr>
+        <w:pStyle w:val="ListParagraph"/>
+        <w:numPr>
+          <w:ilvl w:val="0"/>
+          <w:numId w:val="1"/>
+        </w:numPr>
         <w:spacing w:after="120"/>
         <w:jc w:val="left"/>
       </w:pPr>
@@ -1650,27 +1603,16 @@
           <w:sz w:val="21"/>
           <w:szCs w:val="21"/>
         </w:rPr>
-        <w:t xml:space="preserve">A formal corrective action notice has been sent to TransFrio (SUPP-2025-TransFrio). If targets are not met, MCG will transition to LogFrio Argentina S.A. or Friovías LATAM.</w:t>
-      </w:r>
-    </w:p>
-    <w:p>
-      <w:pPr>
-        <w:spacing w:after="120" w:before="280"/>
-      </w:pPr>
-      <w:r>
-        <w:rPr>
-          <w:rFonts w:ascii="Calibri" w:cs="Calibri" w:eastAsia="Calibri" w:hAnsi="Calibri"/>
-          <w:b/>
-          <w:bCs/>
-          <w:color w:val="0D7C8F"/>
-          <w:sz w:val="26"/>
-          <w:szCs w:val="26"/>
-        </w:rPr>
-        <w:t xml:space="preserve">2.4 Compliance Update (Dr. Elena Vasquez)</w:t>
-      </w:r>
-    </w:p>
-    <w:p>
-      <w:pPr>
+        <w:t xml:space="preserve">Investment: $12.4M over 24 months</w:t>
+      </w:r>
+    </w:p>
+    <w:p>
+      <w:pPr>
+        <w:pStyle w:val="ListParagraph"/>
+        <w:numPr>
+          <w:ilvl w:val="0"/>
+          <w:numId w:val="1"/>
+        </w:numPr>
         <w:spacing w:after="120"/>
         <w:jc w:val="left"/>
       </w:pPr>
@@ -1685,7 +1627,93 @@
           <w:sz w:val="21"/>
           <w:szCs w:val="21"/>
         </w:rPr>
-        <w:t xml:space="preserve">NVWA corrective action plan (COMP-2025-NVWA) progress:</w:t>
+        <w:t xml:space="preserve">Conservative benefit: $52.7M annually (60% realization of $87.9M potential)</w:t>
+      </w:r>
+    </w:p>
+    <w:p>
+      <w:pPr>
+        <w:pStyle w:val="ListParagraph"/>
+        <w:numPr>
+          <w:ilvl w:val="0"/>
+          <w:numId w:val="1"/>
+        </w:numPr>
+        <w:spacing w:after="120"/>
+        <w:jc w:val="left"/>
+      </w:pPr>
+      <w:r>
+        <w:rPr>
+          <w:rFonts w:ascii="Calibri" w:cs="Calibri" w:eastAsia="Calibri" w:hAnsi="Calibri"/>
+          <w:b w:val="false"/>
+          <w:bCs w:val="false"/>
+          <w:i w:val="false"/>
+          <w:iCs w:val="false"/>
+          <w:color w:val="1F2937"/>
+          <w:sz w:val="21"/>
+          <w:szCs w:val="21"/>
+        </w:rPr>
+        <w:t xml:space="preserve">3-year ROI: 952%</w:t>
+      </w:r>
+    </w:p>
+    <w:p>
+      <w:pPr>
+        <w:pStyle w:val="ListParagraph"/>
+        <w:numPr>
+          <w:ilvl w:val="0"/>
+          <w:numId w:val="1"/>
+        </w:numPr>
+        <w:spacing w:after="120"/>
+        <w:jc w:val="left"/>
+      </w:pPr>
+      <w:r>
+        <w:rPr>
+          <w:rFonts w:ascii="Calibri" w:cs="Calibri" w:eastAsia="Calibri" w:hAnsi="Calibri"/>
+          <w:b w:val="false"/>
+          <w:bCs w:val="false"/>
+          <w:i w:val="false"/>
+          <w:iCs w:val="false"/>
+          <w:color w:val="1F2937"/>
+          <w:sz w:val="21"/>
+          <w:szCs w:val="21"/>
+        </w:rPr>
+        <w:t xml:space="preserve">Platform: Qlik Talend Cloud + Open Lakehouse + Qlik Analytics + Qlik Answers</w:t>
+      </w:r>
+    </w:p>
+    <w:p>
+      <w:pPr>
+        <w:spacing w:after="120"/>
+        <w:jc w:val="left"/>
+      </w:pPr>
+      <w:r>
+        <w:rPr>
+          <w:rFonts w:ascii="Calibri" w:cs="Calibri" w:eastAsia="Calibri" w:hAnsi="Calibri"/>
+          <w:b/>
+          <w:bCs/>
+          <w:i w:val="false"/>
+          <w:iCs w:val="false"/>
+          <w:color w:val="1F2937"/>
+          <w:sz w:val="21"/>
+          <w:szCs w:val="21"/>
+        </w:rPr>
+        <w:t xml:space="preserve">CEO: "Data quality is now our #1 operational priority for 2026. Priya, schedule the full CLARITY presentation for the CIO review on October 31."</w:t>
+      </w:r>
+    </w:p>
+    <w:p>
+      <w:pPr>
+        <w:pBdr>
+          <w:bottom w:val="single" w:color="0D7C8F" w:sz="2" w:space="4"/>
+        </w:pBdr>
+        <w:spacing w:after="160" w:before="360"/>
+      </w:pPr>
+      <w:r>
+        <w:rPr>
+          <w:rFonts w:ascii="Calibri" w:cs="Calibri" w:eastAsia="Calibri" w:hAnsi="Calibri"/>
+          <w:b/>
+          <w:bCs/>
+          <w:color w:val="1B2A4A"/>
+          <w:sz w:val="30"/>
+          <w:szCs w:val="30"/>
+        </w:rPr>
+        <w:t xml:space="preserve">4. Action Items</w:t>
       </w:r>
     </w:p>
     <w:tbl>
@@ -1704,7 +1732,6 @@
         <w:gridCol w:w="100"/>
         <w:gridCol w:w="100"/>
         <w:gridCol w:w="100"/>
-        <w:gridCol w:w="100"/>
       </w:tblGrid>
       <w:tr>
         <w:trPr>
@@ -1760,7 +1787,7 @@
                 <w:sz w:val="19"/>
                 <w:szCs w:val="19"/>
               </w:rPr>
-              <w:t xml:space="preserve">Target</w:t>
+              <w:t xml:space="preserve">Owner</w:t>
             </w:r>
           </w:p>
         </w:tc>
@@ -1787,34 +1814,7 @@
                 <w:sz w:val="19"/>
                 <w:szCs w:val="19"/>
               </w:rPr>
-              <w:t xml:space="preserve">Current</w:t>
-            </w:r>
-          </w:p>
-        </w:tc>
-        <w:tc>
-          <w:tcPr>
-            <w:shd w:color="0D7C8F" w:val="solid"/>
-            <w:tcMar>
-              <w:top w:type="dxa" w:w="40"/>
-              <w:left w:type="dxa" w:w="80"/>
-              <w:bottom w:type="dxa" w:w="40"/>
-              <w:right w:type="dxa" w:w="80"/>
-            </w:tcMar>
-          </w:tcPr>
-          <w:p>
-            <w:pPr>
-              <w:spacing w:after="0"/>
-            </w:pPr>
-            <w:r>
-              <w:rPr>
-                <w:rFonts w:ascii="Calibri" w:cs="Calibri" w:eastAsia="Calibri" w:hAnsi="Calibri"/>
-                <w:b/>
-                <w:bCs/>
-                <w:color w:val="FFFFFF"/>
-                <w:sz w:val="19"/>
-                <w:szCs w:val="19"/>
-              </w:rPr>
-              <w:t xml:space="preserve">Status</w:t>
+              <w:t xml:space="preserve">Deadline</w:t>
             </w:r>
           </w:p>
         </w:tc>
@@ -1841,7 +1841,7 @@
                 <w:sz w:val="19"/>
                 <w:szCs w:val="19"/>
               </w:rPr>
-              <w:t xml:space="preserve">Lot number capture</w:t>
+              <w:t xml:space="preserve">Present Project CLARITY to CIO review board</w:t>
             </w:r>
           </w:p>
         </w:tc>
@@ -1866,7 +1866,7 @@
                 <w:sz w:val="19"/>
                 <w:szCs w:val="19"/>
               </w:rPr>
-              <w:t xml:space="preserve">100%</w:t>
+              <w:t xml:space="preserve">P. Ramanathan</w:t>
             </w:r>
           </w:p>
         </w:tc>
@@ -1891,32 +1891,7 @@
                 <w:sz w:val="19"/>
                 <w:szCs w:val="19"/>
               </w:rPr>
-              <w:t xml:space="preserve">93%</w:t>
-            </w:r>
-          </w:p>
-        </w:tc>
-        <w:tc>
-          <w:tcPr>
-            <w:shd w:color="F2F4F7" w:val="solid"/>
-            <w:tcMar>
-              <w:top w:type="dxa" w:w="30"/>
-              <w:left w:type="dxa" w:w="80"/>
-              <w:bottom w:type="dxa" w:w="30"/>
-              <w:right w:type="dxa" w:w="80"/>
-            </w:tcMar>
-          </w:tcPr>
-          <w:p>
-            <w:pPr>
-              <w:spacing w:after="0"/>
-            </w:pPr>
-            <w:r>
-              <w:rPr>
-                <w:rFonts w:ascii="Calibri" w:cs="Calibri" w:eastAsia="Calibri" w:hAnsi="Calibri"/>
-                <w:color w:val="1F2937"/>
-                <w:sz w:val="19"/>
-                <w:szCs w:val="19"/>
-              </w:rPr>
-              <w:t xml:space="preserve">On track — firmware updates pending on legacy scanners</w:t>
+              <w:t xml:space="preserve">31 Oct 2025</w:t>
             </w:r>
           </w:p>
         </w:tc>
@@ -1942,79 +1917,55 @@
                 <w:sz w:val="19"/>
                 <w:szCs w:val="19"/>
               </w:rPr>
-              <w:t xml:space="preserve">Store-level lot tracking</w:t>
-            </w:r>
-          </w:p>
-        </w:tc>
-        <w:tc>
-          <w:tcPr>
-            <w:tcMar>
-              <w:top w:type="dxa" w:w="30"/>
-              <w:left w:type="dxa" w:w="80"/>
-              <w:bottom w:type="dxa" w:w="30"/>
-              <w:right w:type="dxa" w:w="80"/>
-            </w:tcMar>
-          </w:tcPr>
-          <w:p>
-            <w:pPr>
-              <w:spacing w:after="0"/>
-            </w:pPr>
-            <w:r>
-              <w:rPr>
-                <w:rFonts w:ascii="Calibri" w:cs="Calibri" w:eastAsia="Calibri" w:hAnsi="Calibri"/>
-                <w:color w:val="1F2937"/>
-                <w:sz w:val="19"/>
-                <w:szCs w:val="19"/>
-              </w:rPr>
-              <w:t xml:space="preserve">90% by Mar 2026</w:t>
-            </w:r>
-          </w:p>
-        </w:tc>
-        <w:tc>
-          <w:tcPr>
-            <w:tcMar>
-              <w:top w:type="dxa" w:w="30"/>
-              <w:left w:type="dxa" w:w="80"/>
-              <w:bottom w:type="dxa" w:w="30"/>
-              <w:right w:type="dxa" w:w="80"/>
-            </w:tcMar>
-          </w:tcPr>
-          <w:p>
-            <w:pPr>
-              <w:spacing w:after="0"/>
-            </w:pPr>
-            <w:r>
-              <w:rPr>
-                <w:rFonts w:ascii="Calibri" w:cs="Calibri" w:eastAsia="Calibri" w:hAnsi="Calibri"/>
-                <w:color w:val="1F2937"/>
-                <w:sz w:val="19"/>
-                <w:szCs w:val="19"/>
-              </w:rPr>
-              <w:t xml:space="preserve">78%</w:t>
-            </w:r>
-          </w:p>
-        </w:tc>
-        <w:tc>
-          <w:tcPr>
-            <w:tcMar>
-              <w:top w:type="dxa" w:w="30"/>
-              <w:left w:type="dxa" w:w="80"/>
-              <w:bottom w:type="dxa" w:w="30"/>
-              <w:right w:type="dxa" w:w="80"/>
-            </w:tcMar>
-          </w:tcPr>
-          <w:p>
-            <w:pPr>
-              <w:spacing w:after="0"/>
-            </w:pPr>
-            <w:r>
-              <w:rPr>
-                <w:rFonts w:ascii="Calibri" w:cs="Calibri" w:eastAsia="Calibri" w:hAnsi="Calibri"/>
-                <w:color w:val="1F2937"/>
-                <w:sz w:val="19"/>
-                <w:szCs w:val="19"/>
-              </w:rPr>
-              <w:t xml:space="preserve">On track — 250 stores need POS upgrade</w:t>
+              <w:t xml:space="preserve">Roll out pipeline monitoring to all DCs</w:t>
+            </w:r>
+          </w:p>
+        </w:tc>
+        <w:tc>
+          <w:tcPr>
+            <w:tcMar>
+              <w:top w:type="dxa" w:w="30"/>
+              <w:left w:type="dxa" w:w="80"/>
+              <w:bottom w:type="dxa" w:w="30"/>
+              <w:right w:type="dxa" w:w="80"/>
+            </w:tcMar>
+          </w:tcPr>
+          <w:p>
+            <w:pPr>
+              <w:spacing w:after="0"/>
+            </w:pPr>
+            <w:r>
+              <w:rPr>
+                <w:rFonts w:ascii="Calibri" w:cs="Calibri" w:eastAsia="Calibri" w:hAnsi="Calibri"/>
+                <w:color w:val="1F2937"/>
+                <w:sz w:val="19"/>
+                <w:szCs w:val="19"/>
+              </w:rPr>
+              <w:t xml:space="preserve">M. Chen</w:t>
+            </w:r>
+          </w:p>
+        </w:tc>
+        <w:tc>
+          <w:tcPr>
+            <w:tcMar>
+              <w:top w:type="dxa" w:w="30"/>
+              <w:left w:type="dxa" w:w="80"/>
+              <w:bottom w:type="dxa" w:w="30"/>
+              <w:right w:type="dxa" w:w="80"/>
+            </w:tcMar>
+          </w:tcPr>
+          <w:p>
+            <w:pPr>
+              <w:spacing w:after="0"/>
+            </w:pPr>
+            <w:r>
+              <w:rPr>
+                <w:rFonts w:ascii="Calibri" w:cs="Calibri" w:eastAsia="Calibri" w:hAnsi="Calibri"/>
+                <w:color w:val="1F2937"/>
+                <w:sz w:val="19"/>
+                <w:szCs w:val="19"/>
+              </w:rPr>
+              <w:t xml:space="preserve">31 Dec 2025</w:t>
             </w:r>
           </w:p>
         </w:tc>
@@ -2041,7 +1992,7 @@
                 <w:sz w:val="19"/>
                 <w:szCs w:val="19"/>
               </w:rPr>
-              <w:t xml:space="preserve">Unified traceability</w:t>
+              <w:t xml:space="preserve">Implement carrier SLA change notification process</w:t>
             </w:r>
           </w:p>
         </w:tc>
@@ -2066,7 +2017,7 @@
                 <w:sz w:val="19"/>
                 <w:szCs w:val="19"/>
               </w:rPr>
-              <w:t xml:space="preserve">Project CLARITY</w:t>
+              <w:t xml:space="preserve">T. Brennan + L. Park</w:t>
             </w:r>
           </w:p>
         </w:tc>
@@ -2091,32 +2042,7 @@
                 <w:sz w:val="19"/>
                 <w:szCs w:val="19"/>
               </w:rPr>
-              <w:t xml:space="preserve">Business case</w:t>
-            </w:r>
-          </w:p>
-        </w:tc>
-        <w:tc>
-          <w:tcPr>
-            <w:shd w:color="F2F4F7" w:val="solid"/>
-            <w:tcMar>
-              <w:top w:type="dxa" w:w="30"/>
-              <w:left w:type="dxa" w:w="80"/>
-              <w:bottom w:type="dxa" w:w="30"/>
-              <w:right w:type="dxa" w:w="80"/>
-            </w:tcMar>
-          </w:tcPr>
-          <w:p>
-            <w:pPr>
-              <w:spacing w:after="0"/>
-            </w:pPr>
-            <w:r>
-              <w:rPr>
-                <w:rFonts w:ascii="Calibri" w:cs="Calibri" w:eastAsia="Calibri" w:hAnsi="Calibri"/>
-                <w:color w:val="1F2937"/>
-                <w:sz w:val="19"/>
-                <w:szCs w:val="19"/>
-              </w:rPr>
-              <w:t xml:space="preserve">Pending CIO approval</w:t>
+              <w:t xml:space="preserve">15 Nov 2025</w:t>
             </w:r>
           </w:p>
         </w:tc>
@@ -2142,79 +2068,55 @@
                 <w:sz w:val="19"/>
                 <w:szCs w:val="19"/>
               </w:rPr>
-              <w:t xml:space="preserve">Sub-tier supplier mapping</w:t>
-            </w:r>
-          </w:p>
-        </w:tc>
-        <w:tc>
-          <w:tcPr>
-            <w:tcMar>
-              <w:top w:type="dxa" w:w="30"/>
-              <w:left w:type="dxa" w:w="80"/>
-              <w:bottom w:type="dxa" w:w="30"/>
-              <w:right w:type="dxa" w:w="80"/>
-            </w:tcMar>
-          </w:tcPr>
-          <w:p>
-            <w:pPr>
-              <w:spacing w:after="0"/>
-            </w:pPr>
-            <w:r>
-              <w:rPr>
-                <w:rFonts w:ascii="Calibri" w:cs="Calibri" w:eastAsia="Calibri" w:hAnsi="Calibri"/>
-                <w:color w:val="1F2937"/>
-                <w:sz w:val="19"/>
-                <w:szCs w:val="19"/>
-              </w:rPr>
-              <w:t xml:space="preserve">80% by Jan 2026</w:t>
-            </w:r>
-          </w:p>
-        </w:tc>
-        <w:tc>
-          <w:tcPr>
-            <w:tcMar>
-              <w:top w:type="dxa" w:w="30"/>
-              <w:left w:type="dxa" w:w="80"/>
-              <w:bottom w:type="dxa" w:w="30"/>
-              <w:right w:type="dxa" w:w="80"/>
-            </w:tcMar>
-          </w:tcPr>
-          <w:p>
-            <w:pPr>
-              <w:spacing w:after="0"/>
-            </w:pPr>
-            <w:r>
-              <w:rPr>
-                <w:rFonts w:ascii="Calibri" w:cs="Calibri" w:eastAsia="Calibri" w:hAnsi="Calibri"/>
-                <w:color w:val="1F2937"/>
-                <w:sz w:val="19"/>
-                <w:szCs w:val="19"/>
-              </w:rPr>
-              <w:t xml:space="preserve">36%</w:t>
-            </w:r>
-          </w:p>
-        </w:tc>
-        <w:tc>
-          <w:tcPr>
-            <w:tcMar>
-              <w:top w:type="dxa" w:w="30"/>
-              <w:left w:type="dxa" w:w="80"/>
-              <w:bottom w:type="dxa" w:w="30"/>
-              <w:right w:type="dxa" w:w="80"/>
-            </w:tcMar>
-          </w:tcPr>
-          <w:p>
-            <w:pPr>
-              <w:spacing w:after="0"/>
-            </w:pPr>
-            <w:r>
-              <w:rPr>
-                <w:rFonts w:ascii="Calibri" w:cs="Calibri" w:eastAsia="Calibri" w:hAnsi="Calibri"/>
-                <w:color w:val="1F2937"/>
-                <w:sz w:val="19"/>
-                <w:szCs w:val="19"/>
-              </w:rPr>
-              <w:t xml:space="preserve">AT RISK — supplier resistance</w:t>
+              <w:t xml:space="preserve">Complete TransFrio corrective actions</w:t>
+            </w:r>
+          </w:p>
+        </w:tc>
+        <w:tc>
+          <w:tcPr>
+            <w:tcMar>
+              <w:top w:type="dxa" w:w="30"/>
+              <w:left w:type="dxa" w:w="80"/>
+              <w:bottom w:type="dxa" w:w="30"/>
+              <w:right w:type="dxa" w:w="80"/>
+            </w:tcMar>
+          </w:tcPr>
+          <w:p>
+            <w:pPr>
+              <w:spacing w:after="0"/>
+            </w:pPr>
+            <w:r>
+              <w:rPr>
+                <w:rFonts w:ascii="Calibri" w:cs="Calibri" w:eastAsia="Calibri" w:hAnsi="Calibri"/>
+                <w:color w:val="1F2937"/>
+                <w:sz w:val="19"/>
+                <w:szCs w:val="19"/>
+              </w:rPr>
+              <w:t xml:space="preserve">T. Brennan</w:t>
+            </w:r>
+          </w:p>
+        </w:tc>
+        <w:tc>
+          <w:tcPr>
+            <w:tcMar>
+              <w:top w:type="dxa" w:w="30"/>
+              <w:left w:type="dxa" w:w="80"/>
+              <w:bottom w:type="dxa" w:w="30"/>
+              <w:right w:type="dxa" w:w="80"/>
+            </w:tcMar>
+          </w:tcPr>
+          <w:p>
+            <w:pPr>
+              <w:spacing w:after="0"/>
+            </w:pPr>
+            <w:r>
+              <w:rPr>
+                <w:rFonts w:ascii="Calibri" w:cs="Calibri" w:eastAsia="Calibri" w:hAnsi="Calibri"/>
+                <w:color w:val="1F2937"/>
+                <w:sz w:val="19"/>
+                <w:szCs w:val="19"/>
+              </w:rPr>
+              <w:t xml:space="preserve">31 Dec 2025</w:t>
             </w:r>
           </w:p>
         </w:tc>
@@ -2241,7 +2143,7 @@
                 <w:sz w:val="19"/>
                 <w:szCs w:val="19"/>
               </w:rPr>
-              <w:t xml:space="preserve">Country of origin</w:t>
+              <w:t xml:space="preserve">Achieve 100% lot number capture</w:t>
             </w:r>
           </w:p>
         </w:tc>
@@ -2266,7 +2168,7 @@
                 <w:sz w:val="19"/>
                 <w:szCs w:val="19"/>
               </w:rPr>
-              <w:t xml:space="preserve">100%</w:t>
+              <w:t xml:space="preserve">H. Jansen</w:t>
             </w:r>
           </w:p>
         </w:tc>
@@ -2291,101 +2193,81 @@
                 <w:sz w:val="19"/>
                 <w:szCs w:val="19"/>
               </w:rPr>
-              <w:t xml:space="preserve">88%</w:t>
-            </w:r>
-          </w:p>
-        </w:tc>
-        <w:tc>
-          <w:tcPr>
-            <w:shd w:color="F2F4F7" w:val="solid"/>
-            <w:tcMar>
-              <w:top w:type="dxa" w:w="30"/>
-              <w:left w:type="dxa" w:w="80"/>
-              <w:bottom w:type="dxa" w:w="30"/>
-              <w:right w:type="dxa" w:w="80"/>
-            </w:tcMar>
-          </w:tcPr>
-          <w:p>
-            <w:pPr>
-              <w:spacing w:after="0"/>
-            </w:pPr>
-            <w:r>
-              <w:rPr>
-                <w:rFonts w:ascii="Calibri" w:cs="Calibri" w:eastAsia="Calibri" w:hAnsi="Calibri"/>
-                <w:color w:val="1F2937"/>
-                <w:sz w:val="19"/>
-                <w:szCs w:val="19"/>
-              </w:rPr>
-              <w:t xml:space="preserve">On track</w:t>
+              <w:t xml:space="preserve">01 Nov 2025</w:t>
             </w:r>
           </w:p>
         </w:tc>
       </w:tr>
-    </w:tbl>
-    <w:tbl>
-      <w:tblPr>
-        <w:tblW w:type="pct" w:w="100%"/>
-        <w:tblBorders>
-          <w:top w:val="single" w:color="auto" w:sz="4"/>
-          <w:left w:val="single" w:color="auto" w:sz="4"/>
-          <w:bottom w:val="single" w:color="auto" w:sz="4"/>
-          <w:right w:val="single" w:color="auto" w:sz="4"/>
-          <w:insideH w:val="single" w:color="auto" w:sz="4"/>
-          <w:insideV w:val="single" w:color="auto" w:sz="4"/>
-        </w:tblBorders>
-      </w:tblPr>
-      <w:tblGrid>
-        <w:gridCol w:w="100"/>
-        <w:gridCol w:w="100"/>
-      </w:tblGrid>
       <w:tr>
         <w:tc>
           <w:tcPr>
-            <w:tcW w:type="pct" w:w="1%"/>
-            <w:tcBorders>
-              <w:top w:val="none"/>
-              <w:left w:val="none"/>
-              <w:bottom w:val="none"/>
-              <w:right w:val="none"/>
-            </w:tcBorders>
-            <w:shd w:color="C4922E" w:val="solid"/>
-          </w:tcPr>
-          <w:p>
-            <w:pPr>
-              <w:spacing w:after="0"/>
-            </w:pPr>
-            <w:r>
-              <w:rPr>
-                <w:sz w:val="10"/>
-                <w:szCs w:val="10"/>
-              </w:rPr>
-              <w:t xml:space="preserve"> </w:t>
-            </w:r>
-          </w:p>
-        </w:tc>
-        <w:tc>
-          <w:tcPr>
-            <w:tcW w:type="pct" w:w="99%"/>
-            <w:shd w:color="F2F4F7" w:val="solid"/>
-            <w:tcMar>
-              <w:top w:type="dxa" w:w="80"/>
-              <w:left w:type="dxa" w:w="120"/>
-              <w:bottom w:type="dxa" w:w="80"/>
-              <w:right w:type="dxa" w:w="120"/>
-            </w:tcMar>
-          </w:tcPr>
-          <w:p>
-            <w:pPr>
-              <w:spacing w:after="0"/>
-            </w:pPr>
-            <w:r>
-              <w:rPr>
-                <w:rFonts w:ascii="Calibri" w:cs="Calibri" w:eastAsia="Calibri" w:hAnsi="Calibri"/>
-                <w:color w:val="1F2937"/>
-                <w:sz w:val="20"/>
-                <w:szCs w:val="20"/>
-              </w:rPr>
-              <w:t xml:space="preserve">Elena: "If we don't have a credible unified traceability plan approved before the NVWA follow-up inspection in Q1 2026, we risk escalation from citation to enforcement action. The lettuce recall demonstrated that our current 4-system manual tracing process is fundamentally inadequate."</w:t>
+            <w:tcMar>
+              <w:top w:type="dxa" w:w="30"/>
+              <w:left w:type="dxa" w:w="80"/>
+              <w:bottom w:type="dxa" w:w="30"/>
+              <w:right w:type="dxa" w:w="80"/>
+            </w:tcMar>
+          </w:tcPr>
+          <w:p>
+            <w:pPr>
+              <w:spacing w:after="0"/>
+            </w:pPr>
+            <w:r>
+              <w:rPr>
+                <w:rFonts w:ascii="Calibri" w:cs="Calibri" w:eastAsia="Calibri" w:hAnsi="Calibri"/>
+                <w:color w:val="1F2937"/>
+                <w:sz w:val="19"/>
+                <w:szCs w:val="19"/>
+              </w:rPr>
+              <w:t xml:space="preserve">NVWA follow-up preparation</w:t>
+            </w:r>
+          </w:p>
+        </w:tc>
+        <w:tc>
+          <w:tcPr>
+            <w:tcMar>
+              <w:top w:type="dxa" w:w="30"/>
+              <w:left w:type="dxa" w:w="80"/>
+              <w:bottom w:type="dxa" w:w="30"/>
+              <w:right w:type="dxa" w:w="80"/>
+            </w:tcMar>
+          </w:tcPr>
+          <w:p>
+            <w:pPr>
+              <w:spacing w:after="0"/>
+            </w:pPr>
+            <w:r>
+              <w:rPr>
+                <w:rFonts w:ascii="Calibri" w:cs="Calibri" w:eastAsia="Calibri" w:hAnsi="Calibri"/>
+                <w:color w:val="1F2937"/>
+                <w:sz w:val="19"/>
+                <w:szCs w:val="19"/>
+              </w:rPr>
+              <w:t xml:space="preserve">E. Vasquez</w:t>
+            </w:r>
+          </w:p>
+        </w:tc>
+        <w:tc>
+          <w:tcPr>
+            <w:tcMar>
+              <w:top w:type="dxa" w:w="30"/>
+              <w:left w:type="dxa" w:w="80"/>
+              <w:bottom w:type="dxa" w:w="30"/>
+              <w:right w:type="dxa" w:w="80"/>
+            </w:tcMar>
+          </w:tcPr>
+          <w:p>
+            <w:pPr>
+              <w:spacing w:after="0"/>
+            </w:pPr>
+            <w:r>
+              <w:rPr>
+                <w:rFonts w:ascii="Calibri" w:cs="Calibri" w:eastAsia="Calibri" w:hAnsi="Calibri"/>
+                <w:color w:val="1F2937"/>
+                <w:sz w:val="19"/>
+                <w:szCs w:val="19"/>
+              </w:rPr>
+              <w:t xml:space="preserve">28 Feb 2026</w:t>
             </w:r>
           </w:p>
         </w:tc>
@@ -2407,7 +2289,7 @@
           <w:sz w:val="30"/>
           <w:szCs w:val="30"/>
         </w:rPr>
-        <w:t xml:space="preserve">3. Project CLARITY Presentation</w:t>
+        <w:t xml:space="preserve">5. Next Meeting</w:t>
       </w:r>
     </w:p>
     <w:p>
@@ -2426,1371 +2308,9 @@
           <w:sz w:val="21"/>
           <w:szCs w:val="21"/>
         </w:rPr>
-        <w:t xml:space="preserve">Priya Ramanathan presented the Project CLARITY business case (PROJ-CLARITY-2025):</w:t>
-      </w:r>
-    </w:p>
-    <w:p>
-      <w:pPr>
-        <w:pStyle w:val="ListParagraph"/>
-        <w:numPr>
-          <w:ilvl w:val="0"/>
-          <w:numId w:val="1"/>
-        </w:numPr>
-        <w:spacing w:after="120"/>
-        <w:jc w:val="left"/>
-      </w:pPr>
-      <w:r>
-        <w:rPr>
-          <w:rFonts w:ascii="Calibri" w:cs="Calibri" w:eastAsia="Calibri" w:hAnsi="Calibri"/>
-          <w:b w:val="false"/>
-          <w:bCs w:val="false"/>
-          <w:i w:val="false"/>
-          <w:iCs w:val="false"/>
-          <w:color w:val="1F2937"/>
-          <w:sz w:val="21"/>
-          <w:szCs w:val="21"/>
-        </w:rPr>
-        <w:t xml:space="preserve">Total investment: $12.4M over 24 months (3 phases)</w:t>
-      </w:r>
-    </w:p>
-    <w:p>
-      <w:pPr>
-        <w:pStyle w:val="ListParagraph"/>
-        <w:numPr>
-          <w:ilvl w:val="0"/>
-          <w:numId w:val="1"/>
-        </w:numPr>
-        <w:spacing w:after="120"/>
-        <w:jc w:val="left"/>
-      </w:pPr>
-      <w:r>
-        <w:rPr>
-          <w:rFonts w:ascii="Calibri" w:cs="Calibri" w:eastAsia="Calibri" w:hAnsi="Calibri"/>
-          <w:b w:val="false"/>
-          <w:bCs w:val="false"/>
-          <w:i w:val="false"/>
-          <w:iCs w:val="false"/>
-          <w:color w:val="1F2937"/>
-          <w:sz w:val="21"/>
-          <w:szCs w:val="21"/>
-        </w:rPr>
-        <w:t xml:space="preserve">Conservative annual benefit: $52.7M (60% realization of $87.9M potential)</w:t>
-      </w:r>
-    </w:p>
-    <w:p>
-      <w:pPr>
-        <w:pStyle w:val="ListParagraph"/>
-        <w:numPr>
-          <w:ilvl w:val="0"/>
-          <w:numId w:val="1"/>
-        </w:numPr>
-        <w:spacing w:after="120"/>
-        <w:jc w:val="left"/>
-      </w:pPr>
-      <w:r>
-        <w:rPr>
-          <w:rFonts w:ascii="Calibri" w:cs="Calibri" w:eastAsia="Calibri" w:hAnsi="Calibri"/>
-          <w:b w:val="false"/>
-          <w:bCs w:val="false"/>
-          <w:i w:val="false"/>
-          <w:iCs w:val="false"/>
-          <w:color w:val="1F2937"/>
-          <w:sz w:val="21"/>
-          <w:szCs w:val="21"/>
-        </w:rPr>
-        <w:t xml:space="preserve">3-year ROI: 952%</w:t>
-      </w:r>
-    </w:p>
-    <w:p>
-      <w:pPr>
-        <w:pStyle w:val="ListParagraph"/>
-        <w:numPr>
-          <w:ilvl w:val="0"/>
-          <w:numId w:val="1"/>
-        </w:numPr>
-        <w:spacing w:after="120"/>
-        <w:jc w:val="left"/>
-      </w:pPr>
-      <w:r>
-        <w:rPr>
-          <w:rFonts w:ascii="Calibri" w:cs="Calibri" w:eastAsia="Calibri" w:hAnsi="Calibri"/>
-          <w:b w:val="false"/>
-          <w:bCs w:val="false"/>
-          <w:i w:val="false"/>
-          <w:iCs w:val="false"/>
-          <w:color w:val="1F2937"/>
-          <w:sz w:val="21"/>
-          <w:szCs w:val="21"/>
-        </w:rPr>
-        <w:t xml:space="preserve">Platform: Qlik Talend Cloud (data integration + quality) + Qlik Open Lakehouse + Qlik Sense + Qlik Answers + Qlik AutoML</w:t>
-      </w:r>
-    </w:p>
-    <w:p>
-      <w:pPr>
-        <w:pStyle w:val="ListParagraph"/>
-        <w:numPr>
-          <w:ilvl w:val="0"/>
-          <w:numId w:val="1"/>
-        </w:numPr>
-        <w:spacing w:after="120"/>
-        <w:jc w:val="left"/>
-      </w:pPr>
-      <w:r>
-        <w:rPr>
-          <w:rFonts w:ascii="Calibri" w:cs="Calibri" w:eastAsia="Calibri" w:hAnsi="Calibri"/>
-          <w:b w:val="false"/>
-          <w:bCs w:val="false"/>
-          <w:i w:val="false"/>
-          <w:iCs w:val="false"/>
-          <w:color w:val="1F2937"/>
-          <w:sz w:val="21"/>
-          <w:szCs w:val="21"/>
-        </w:rPr>
-        <w:t xml:space="preserve">Phase 1 (Foundation, $5.2M): CDC pipelines, lakehouse, 4 priority transformation routes, pipeline monitoring</w:t>
-      </w:r>
-    </w:p>
-    <w:p>
-      <w:pPr>
-        <w:pStyle w:val="ListParagraph"/>
-        <w:numPr>
-          <w:ilvl w:val="0"/>
-          <w:numId w:val="1"/>
-        </w:numPr>
-        <w:spacing w:after="120"/>
-        <w:jc w:val="left"/>
-      </w:pPr>
-      <w:r>
-        <w:rPr>
-          <w:rFonts w:ascii="Calibri" w:cs="Calibri" w:eastAsia="Calibri" w:hAnsi="Calibri"/>
-          <w:b w:val="false"/>
-          <w:bCs w:val="false"/>
-          <w:i w:val="false"/>
-          <w:iCs w:val="false"/>
-          <w:color w:val="1F2937"/>
-          <w:sz w:val="21"/>
-          <w:szCs w:val="21"/>
-        </w:rPr>
-        <w:t xml:space="preserve">Phase 2 (Analytics &amp; Quality, $4.8M): remaining transformation routes, data quality monitoring, AutoML models</w:t>
-      </w:r>
-    </w:p>
-    <w:p>
-      <w:pPr>
-        <w:pStyle w:val="ListParagraph"/>
-        <w:numPr>
-          <w:ilvl w:val="0"/>
-          <w:numId w:val="1"/>
-        </w:numPr>
-        <w:spacing w:after="120"/>
-        <w:jc w:val="left"/>
-      </w:pPr>
-      <w:r>
-        <w:rPr>
-          <w:rFonts w:ascii="Calibri" w:cs="Calibri" w:eastAsia="Calibri" w:hAnsi="Calibri"/>
-          <w:b w:val="false"/>
-          <w:bCs w:val="false"/>
-          <w:i w:val="false"/>
-          <w:iCs w:val="false"/>
-          <w:color w:val="1F2937"/>
-          <w:sz w:val="21"/>
-          <w:szCs w:val="21"/>
-        </w:rPr>
-        <w:t xml:space="preserve">Phase 3 (AI &amp; Conversational, $2.4M): Qlik Answers knowledge base, Discovery Agent, MCP Server</w:t>
-      </w:r>
-    </w:p>
-    <w:p>
-      <w:pPr>
-        <w:spacing w:after="120"/>
-        <w:jc w:val="left"/>
-      </w:pPr>
-      <w:r>
-        <w:rPr>
-          <w:rFonts w:ascii="Calibri" w:cs="Calibri" w:eastAsia="Calibri" w:hAnsi="Calibri"/>
-          <w:b w:val="false"/>
-          <w:bCs w:val="false"/>
-          <w:i w:val="false"/>
-          <w:iCs w:val="false"/>
-          <w:color w:val="1F2937"/>
-          <w:sz w:val="21"/>
-          <w:szCs w:val="21"/>
-        </w:rPr>
-        <w:t xml:space="preserve">CEO directed Priya to schedule the full CLARITY presentation for the CIO review board on 31 October 2025.</w:t>
-      </w:r>
-    </w:p>
-    <w:p>
-      <w:pPr>
-        <w:pBdr>
-          <w:bottom w:val="single" w:color="0D7C8F" w:sz="2" w:space="4"/>
-        </w:pBdr>
-        <w:spacing w:after="160" w:before="360"/>
-      </w:pPr>
-      <w:r>
-        <w:rPr>
-          <w:rFonts w:ascii="Calibri" w:cs="Calibri" w:eastAsia="Calibri" w:hAnsi="Calibri"/>
-          <w:b/>
-          <w:bCs/>
-          <w:color w:val="1B2A4A"/>
-          <w:sz w:val="30"/>
-          <w:szCs w:val="30"/>
-        </w:rPr>
-        <w:t xml:space="preserve">4. Action Items</w:t>
-      </w:r>
-    </w:p>
-    <w:tbl>
-      <w:tblPr>
-        <w:tblW w:type="pct" w:w="100%"/>
-        <w:tblBorders>
-          <w:top w:val="single" w:color="auto" w:sz="4"/>
-          <w:left w:val="single" w:color="auto" w:sz="4"/>
-          <w:bottom w:val="single" w:color="auto" w:sz="4"/>
-          <w:right w:val="single" w:color="auto" w:sz="4"/>
-          <w:insideH w:val="single" w:color="auto" w:sz="4"/>
-          <w:insideV w:val="single" w:color="auto" w:sz="4"/>
-        </w:tblBorders>
-      </w:tblPr>
-      <w:tblGrid>
-        <w:gridCol w:w="100"/>
-        <w:gridCol w:w="100"/>
-        <w:gridCol w:w="100"/>
-        <w:gridCol w:w="100"/>
-        <w:gridCol w:w="100"/>
-      </w:tblGrid>
-      <w:tr>
-        <w:trPr>
-          <w:tblHeader/>
-        </w:trPr>
-        <w:tc>
-          <w:tcPr>
-            <w:shd w:color="0D7C8F" w:val="solid"/>
-            <w:tcMar>
-              <w:top w:type="dxa" w:w="40"/>
-              <w:left w:type="dxa" w:w="80"/>
-              <w:bottom w:type="dxa" w:w="40"/>
-              <w:right w:type="dxa" w:w="80"/>
-            </w:tcMar>
-          </w:tcPr>
-          <w:p>
-            <w:pPr>
-              <w:spacing w:after="0"/>
-            </w:pPr>
-            <w:r>
-              <w:rPr>
-                <w:rFonts w:ascii="Calibri" w:cs="Calibri" w:eastAsia="Calibri" w:hAnsi="Calibri"/>
-                <w:b/>
-                <w:bCs/>
-                <w:color w:val="FFFFFF"/>
-                <w:sz w:val="19"/>
-                <w:szCs w:val="19"/>
-              </w:rPr>
-              <w:t xml:space="preserve">#</w:t>
-            </w:r>
-          </w:p>
-        </w:tc>
-        <w:tc>
-          <w:tcPr>
-            <w:shd w:color="0D7C8F" w:val="solid"/>
-            <w:tcMar>
-              <w:top w:type="dxa" w:w="40"/>
-              <w:left w:type="dxa" w:w="80"/>
-              <w:bottom w:type="dxa" w:w="40"/>
-              <w:right w:type="dxa" w:w="80"/>
-            </w:tcMar>
-          </w:tcPr>
-          <w:p>
-            <w:pPr>
-              <w:spacing w:after="0"/>
-            </w:pPr>
-            <w:r>
-              <w:rPr>
-                <w:rFonts w:ascii="Calibri" w:cs="Calibri" w:eastAsia="Calibri" w:hAnsi="Calibri"/>
-                <w:b/>
-                <w:bCs/>
-                <w:color w:val="FFFFFF"/>
-                <w:sz w:val="19"/>
-                <w:szCs w:val="19"/>
-              </w:rPr>
-              <w:t xml:space="preserve">Action</w:t>
-            </w:r>
-          </w:p>
-        </w:tc>
-        <w:tc>
-          <w:tcPr>
-            <w:shd w:color="0D7C8F" w:val="solid"/>
-            <w:tcMar>
-              <w:top w:type="dxa" w:w="40"/>
-              <w:left w:type="dxa" w:w="80"/>
-              <w:bottom w:type="dxa" w:w="40"/>
-              <w:right w:type="dxa" w:w="80"/>
-            </w:tcMar>
-          </w:tcPr>
-          <w:p>
-            <w:pPr>
-              <w:spacing w:after="0"/>
-            </w:pPr>
-            <w:r>
-              <w:rPr>
-                <w:rFonts w:ascii="Calibri" w:cs="Calibri" w:eastAsia="Calibri" w:hAnsi="Calibri"/>
-                <w:b/>
-                <w:bCs/>
-                <w:color w:val="FFFFFF"/>
-                <w:sz w:val="19"/>
-                <w:szCs w:val="19"/>
-              </w:rPr>
-              <w:t xml:space="preserve">Owner</w:t>
-            </w:r>
-          </w:p>
-        </w:tc>
-        <w:tc>
-          <w:tcPr>
-            <w:shd w:color="0D7C8F" w:val="solid"/>
-            <w:tcMar>
-              <w:top w:type="dxa" w:w="40"/>
-              <w:left w:type="dxa" w:w="80"/>
-              <w:bottom w:type="dxa" w:w="40"/>
-              <w:right w:type="dxa" w:w="80"/>
-            </w:tcMar>
-          </w:tcPr>
-          <w:p>
-            <w:pPr>
-              <w:spacing w:after="0"/>
-            </w:pPr>
-            <w:r>
-              <w:rPr>
-                <w:rFonts w:ascii="Calibri" w:cs="Calibri" w:eastAsia="Calibri" w:hAnsi="Calibri"/>
-                <w:b/>
-                <w:bCs/>
-                <w:color w:val="FFFFFF"/>
-                <w:sz w:val="19"/>
-                <w:szCs w:val="19"/>
-              </w:rPr>
-              <w:t xml:space="preserve">Deadline</w:t>
-            </w:r>
-          </w:p>
-        </w:tc>
-        <w:tc>
-          <w:tcPr>
-            <w:shd w:color="0D7C8F" w:val="solid"/>
-            <w:tcMar>
-              <w:top w:type="dxa" w:w="40"/>
-              <w:left w:type="dxa" w:w="80"/>
-              <w:bottom w:type="dxa" w:w="40"/>
-              <w:right w:type="dxa" w:w="80"/>
-            </w:tcMar>
-          </w:tcPr>
-          <w:p>
-            <w:pPr>
-              <w:spacing w:after="0"/>
-            </w:pPr>
-            <w:r>
-              <w:rPr>
-                <w:rFonts w:ascii="Calibri" w:cs="Calibri" w:eastAsia="Calibri" w:hAnsi="Calibri"/>
-                <w:b/>
-                <w:bCs/>
-                <w:color w:val="FFFFFF"/>
-                <w:sz w:val="19"/>
-                <w:szCs w:val="19"/>
-              </w:rPr>
-              <w:t xml:space="preserve">Priority</w:t>
-            </w:r>
-          </w:p>
-        </w:tc>
-      </w:tr>
-      <w:tr>
-        <w:tc>
-          <w:tcPr>
-            <w:shd w:color="F2F4F7" w:val="solid"/>
-            <w:tcMar>
-              <w:top w:type="dxa" w:w="30"/>
-              <w:left w:type="dxa" w:w="80"/>
-              <w:bottom w:type="dxa" w:w="30"/>
-              <w:right w:type="dxa" w:w="80"/>
-            </w:tcMar>
-          </w:tcPr>
-          <w:p>
-            <w:pPr>
-              <w:spacing w:after="0"/>
-            </w:pPr>
-            <w:r>
-              <w:rPr>
-                <w:rFonts w:ascii="Calibri" w:cs="Calibri" w:eastAsia="Calibri" w:hAnsi="Calibri"/>
-                <w:color w:val="1F2937"/>
-                <w:sz w:val="19"/>
-                <w:szCs w:val="19"/>
-              </w:rPr>
-              <w:t xml:space="preserve">1</w:t>
-            </w:r>
-          </w:p>
-        </w:tc>
-        <w:tc>
-          <w:tcPr>
-            <w:shd w:color="F2F4F7" w:val="solid"/>
-            <w:tcMar>
-              <w:top w:type="dxa" w:w="30"/>
-              <w:left w:type="dxa" w:w="80"/>
-              <w:bottom w:type="dxa" w:w="30"/>
-              <w:right w:type="dxa" w:w="80"/>
-            </w:tcMar>
-          </w:tcPr>
-          <w:p>
-            <w:pPr>
-              <w:spacing w:after="0"/>
-            </w:pPr>
-            <w:r>
-              <w:rPr>
-                <w:rFonts w:ascii="Calibri" w:cs="Calibri" w:eastAsia="Calibri" w:hAnsi="Calibri"/>
-                <w:color w:val="1F2937"/>
-                <w:sz w:val="19"/>
-                <w:szCs w:val="19"/>
-              </w:rPr>
-              <w:t xml:space="preserve">Present Project CLARITY to CIO review board</w:t>
-            </w:r>
-          </w:p>
-        </w:tc>
-        <w:tc>
-          <w:tcPr>
-            <w:shd w:color="F2F4F7" w:val="solid"/>
-            <w:tcMar>
-              <w:top w:type="dxa" w:w="30"/>
-              <w:left w:type="dxa" w:w="80"/>
-              <w:bottom w:type="dxa" w:w="30"/>
-              <w:right w:type="dxa" w:w="80"/>
-            </w:tcMar>
-          </w:tcPr>
-          <w:p>
-            <w:pPr>
-              <w:spacing w:after="0"/>
-            </w:pPr>
-            <w:r>
-              <w:rPr>
-                <w:rFonts w:ascii="Calibri" w:cs="Calibri" w:eastAsia="Calibri" w:hAnsi="Calibri"/>
-                <w:color w:val="1F2937"/>
-                <w:sz w:val="19"/>
-                <w:szCs w:val="19"/>
-              </w:rPr>
-              <w:t xml:space="preserve">P. Ramanathan</w:t>
-            </w:r>
-          </w:p>
-        </w:tc>
-        <w:tc>
-          <w:tcPr>
-            <w:shd w:color="F2F4F7" w:val="solid"/>
-            <w:tcMar>
-              <w:top w:type="dxa" w:w="30"/>
-              <w:left w:type="dxa" w:w="80"/>
-              <w:bottom w:type="dxa" w:w="30"/>
-              <w:right w:type="dxa" w:w="80"/>
-            </w:tcMar>
-          </w:tcPr>
-          <w:p>
-            <w:pPr>
-              <w:spacing w:after="0"/>
-            </w:pPr>
-            <w:r>
-              <w:rPr>
-                <w:rFonts w:ascii="Calibri" w:cs="Calibri" w:eastAsia="Calibri" w:hAnsi="Calibri"/>
-                <w:color w:val="1F2937"/>
-                <w:sz w:val="19"/>
-                <w:szCs w:val="19"/>
-              </w:rPr>
-              <w:t xml:space="preserve">31 Oct 2025</w:t>
-            </w:r>
-          </w:p>
-        </w:tc>
-        <w:tc>
-          <w:tcPr>
-            <w:shd w:color="F2F4F7" w:val="solid"/>
-            <w:tcMar>
-              <w:top w:type="dxa" w:w="30"/>
-              <w:left w:type="dxa" w:w="80"/>
-              <w:bottom w:type="dxa" w:w="30"/>
-              <w:right w:type="dxa" w:w="80"/>
-            </w:tcMar>
-          </w:tcPr>
-          <w:p>
-            <w:pPr>
-              <w:spacing w:after="0"/>
-            </w:pPr>
-            <w:r>
-              <w:rPr>
-                <w:rFonts w:ascii="Calibri" w:cs="Calibri" w:eastAsia="Calibri" w:hAnsi="Calibri"/>
-                <w:color w:val="1F2937"/>
-                <w:sz w:val="19"/>
-                <w:szCs w:val="19"/>
-              </w:rPr>
-              <w:t xml:space="preserve">Critical</w:t>
-            </w:r>
-          </w:p>
-        </w:tc>
-      </w:tr>
-      <w:tr>
-        <w:tc>
-          <w:tcPr>
-            <w:tcMar>
-              <w:top w:type="dxa" w:w="30"/>
-              <w:left w:type="dxa" w:w="80"/>
-              <w:bottom w:type="dxa" w:w="30"/>
-              <w:right w:type="dxa" w:w="80"/>
-            </w:tcMar>
-          </w:tcPr>
-          <w:p>
-            <w:pPr>
-              <w:spacing w:after="0"/>
-            </w:pPr>
-            <w:r>
-              <w:rPr>
-                <w:rFonts w:ascii="Calibri" w:cs="Calibri" w:eastAsia="Calibri" w:hAnsi="Calibri"/>
-                <w:color w:val="1F2937"/>
-                <w:sz w:val="19"/>
-                <w:szCs w:val="19"/>
-              </w:rPr>
-              <w:t xml:space="preserve">2</w:t>
-            </w:r>
-          </w:p>
-        </w:tc>
-        <w:tc>
-          <w:tcPr>
-            <w:tcMar>
-              <w:top w:type="dxa" w:w="30"/>
-              <w:left w:type="dxa" w:w="80"/>
-              <w:bottom w:type="dxa" w:w="30"/>
-              <w:right w:type="dxa" w:w="80"/>
-            </w:tcMar>
-          </w:tcPr>
-          <w:p>
-            <w:pPr>
-              <w:spacing w:after="0"/>
-            </w:pPr>
-            <w:r>
-              <w:rPr>
-                <w:rFonts w:ascii="Calibri" w:cs="Calibri" w:eastAsia="Calibri" w:hAnsi="Calibri"/>
-                <w:color w:val="1F2937"/>
-                <w:sz w:val="19"/>
-                <w:szCs w:val="19"/>
-              </w:rPr>
-              <w:t xml:space="preserve">Roll out pipeline monitoring to all 28 DCs</w:t>
-            </w:r>
-          </w:p>
-        </w:tc>
-        <w:tc>
-          <w:tcPr>
-            <w:tcMar>
-              <w:top w:type="dxa" w:w="30"/>
-              <w:left w:type="dxa" w:w="80"/>
-              <w:bottom w:type="dxa" w:w="30"/>
-              <w:right w:type="dxa" w:w="80"/>
-            </w:tcMar>
-          </w:tcPr>
-          <w:p>
-            <w:pPr>
-              <w:spacing w:after="0"/>
-            </w:pPr>
-            <w:r>
-              <w:rPr>
-                <w:rFonts w:ascii="Calibri" w:cs="Calibri" w:eastAsia="Calibri" w:hAnsi="Calibri"/>
-                <w:color w:val="1F2937"/>
-                <w:sz w:val="19"/>
-                <w:szCs w:val="19"/>
-              </w:rPr>
-              <w:t xml:space="preserve">M. Chen</w:t>
-            </w:r>
-          </w:p>
-        </w:tc>
-        <w:tc>
-          <w:tcPr>
-            <w:tcMar>
-              <w:top w:type="dxa" w:w="30"/>
-              <w:left w:type="dxa" w:w="80"/>
-              <w:bottom w:type="dxa" w:w="30"/>
-              <w:right w:type="dxa" w:w="80"/>
-            </w:tcMar>
-          </w:tcPr>
-          <w:p>
-            <w:pPr>
-              <w:spacing w:after="0"/>
-            </w:pPr>
-            <w:r>
-              <w:rPr>
-                <w:rFonts w:ascii="Calibri" w:cs="Calibri" w:eastAsia="Calibri" w:hAnsi="Calibri"/>
-                <w:color w:val="1F2937"/>
-                <w:sz w:val="19"/>
-                <w:szCs w:val="19"/>
-              </w:rPr>
-              <w:t xml:space="preserve">31 Dec 2025</w:t>
-            </w:r>
-          </w:p>
-        </w:tc>
-        <w:tc>
-          <w:tcPr>
-            <w:tcMar>
-              <w:top w:type="dxa" w:w="30"/>
-              <w:left w:type="dxa" w:w="80"/>
-              <w:bottom w:type="dxa" w:w="30"/>
-              <w:right w:type="dxa" w:w="80"/>
-            </w:tcMar>
-          </w:tcPr>
-          <w:p>
-            <w:pPr>
-              <w:spacing w:after="0"/>
-            </w:pPr>
-            <w:r>
-              <w:rPr>
-                <w:rFonts w:ascii="Calibri" w:cs="Calibri" w:eastAsia="Calibri" w:hAnsi="Calibri"/>
-                <w:color w:val="1F2937"/>
-                <w:sz w:val="19"/>
-                <w:szCs w:val="19"/>
-              </w:rPr>
-              <w:t xml:space="preserve">High</w:t>
-            </w:r>
-          </w:p>
-        </w:tc>
-      </w:tr>
-      <w:tr>
-        <w:tc>
-          <w:tcPr>
-            <w:shd w:color="F2F4F7" w:val="solid"/>
-            <w:tcMar>
-              <w:top w:type="dxa" w:w="30"/>
-              <w:left w:type="dxa" w:w="80"/>
-              <w:bottom w:type="dxa" w:w="30"/>
-              <w:right w:type="dxa" w:w="80"/>
-            </w:tcMar>
-          </w:tcPr>
-          <w:p>
-            <w:pPr>
-              <w:spacing w:after="0"/>
-            </w:pPr>
-            <w:r>
-              <w:rPr>
-                <w:rFonts w:ascii="Calibri" w:cs="Calibri" w:eastAsia="Calibri" w:hAnsi="Calibri"/>
-                <w:color w:val="1F2937"/>
-                <w:sz w:val="19"/>
-                <w:szCs w:val="19"/>
-              </w:rPr>
-              <w:t xml:space="preserve">3</w:t>
-            </w:r>
-          </w:p>
-        </w:tc>
-        <w:tc>
-          <w:tcPr>
-            <w:shd w:color="F2F4F7" w:val="solid"/>
-            <w:tcMar>
-              <w:top w:type="dxa" w:w="30"/>
-              <w:left w:type="dxa" w:w="80"/>
-              <w:bottom w:type="dxa" w:w="30"/>
-              <w:right w:type="dxa" w:w="80"/>
-            </w:tcMar>
-          </w:tcPr>
-          <w:p>
-            <w:pPr>
-              <w:spacing w:after="0"/>
-            </w:pPr>
-            <w:r>
-              <w:rPr>
-                <w:rFonts w:ascii="Calibri" w:cs="Calibri" w:eastAsia="Calibri" w:hAnsi="Calibri"/>
-                <w:color w:val="1F2937"/>
-                <w:sz w:val="19"/>
-                <w:szCs w:val="19"/>
-              </w:rPr>
-              <w:t xml:space="preserve">Implement carrier SLA change notification process</w:t>
-            </w:r>
-          </w:p>
-        </w:tc>
-        <w:tc>
-          <w:tcPr>
-            <w:shd w:color="F2F4F7" w:val="solid"/>
-            <w:tcMar>
-              <w:top w:type="dxa" w:w="30"/>
-              <w:left w:type="dxa" w:w="80"/>
-              <w:bottom w:type="dxa" w:w="30"/>
-              <w:right w:type="dxa" w:w="80"/>
-            </w:tcMar>
-          </w:tcPr>
-          <w:p>
-            <w:pPr>
-              <w:spacing w:after="0"/>
-            </w:pPr>
-            <w:r>
-              <w:rPr>
-                <w:rFonts w:ascii="Calibri" w:cs="Calibri" w:eastAsia="Calibri" w:hAnsi="Calibri"/>
-                <w:color w:val="1F2937"/>
-                <w:sz w:val="19"/>
-                <w:szCs w:val="19"/>
-              </w:rPr>
-              <w:t xml:space="preserve">T. Brennan + L. Park</w:t>
-            </w:r>
-          </w:p>
-        </w:tc>
-        <w:tc>
-          <w:tcPr>
-            <w:shd w:color="F2F4F7" w:val="solid"/>
-            <w:tcMar>
-              <w:top w:type="dxa" w:w="30"/>
-              <w:left w:type="dxa" w:w="80"/>
-              <w:bottom w:type="dxa" w:w="30"/>
-              <w:right w:type="dxa" w:w="80"/>
-            </w:tcMar>
-          </w:tcPr>
-          <w:p>
-            <w:pPr>
-              <w:spacing w:after="0"/>
-            </w:pPr>
-            <w:r>
-              <w:rPr>
-                <w:rFonts w:ascii="Calibri" w:cs="Calibri" w:eastAsia="Calibri" w:hAnsi="Calibri"/>
-                <w:color w:val="1F2937"/>
-                <w:sz w:val="19"/>
-                <w:szCs w:val="19"/>
-              </w:rPr>
-              <w:t xml:space="preserve">15 Nov 2025</w:t>
-            </w:r>
-          </w:p>
-        </w:tc>
-        <w:tc>
-          <w:tcPr>
-            <w:shd w:color="F2F4F7" w:val="solid"/>
-            <w:tcMar>
-              <w:top w:type="dxa" w:w="30"/>
-              <w:left w:type="dxa" w:w="80"/>
-              <w:bottom w:type="dxa" w:w="30"/>
-              <w:right w:type="dxa" w:w="80"/>
-            </w:tcMar>
-          </w:tcPr>
-          <w:p>
-            <w:pPr>
-              <w:spacing w:after="0"/>
-            </w:pPr>
-            <w:r>
-              <w:rPr>
-                <w:rFonts w:ascii="Calibri" w:cs="Calibri" w:eastAsia="Calibri" w:hAnsi="Calibri"/>
-                <w:color w:val="1F2937"/>
-                <w:sz w:val="19"/>
-                <w:szCs w:val="19"/>
-              </w:rPr>
-              <w:t xml:space="preserve">High</w:t>
-            </w:r>
-          </w:p>
-        </w:tc>
-      </w:tr>
-      <w:tr>
-        <w:tc>
-          <w:tcPr>
-            <w:tcMar>
-              <w:top w:type="dxa" w:w="30"/>
-              <w:left w:type="dxa" w:w="80"/>
-              <w:bottom w:type="dxa" w:w="30"/>
-              <w:right w:type="dxa" w:w="80"/>
-            </w:tcMar>
-          </w:tcPr>
-          <w:p>
-            <w:pPr>
-              <w:spacing w:after="0"/>
-            </w:pPr>
-            <w:r>
-              <w:rPr>
-                <w:rFonts w:ascii="Calibri" w:cs="Calibri" w:eastAsia="Calibri" w:hAnsi="Calibri"/>
-                <w:color w:val="1F2937"/>
-                <w:sz w:val="19"/>
-                <w:szCs w:val="19"/>
-              </w:rPr>
-              <w:t xml:space="preserve">4</w:t>
-            </w:r>
-          </w:p>
-        </w:tc>
-        <w:tc>
-          <w:tcPr>
-            <w:tcMar>
-              <w:top w:type="dxa" w:w="30"/>
-              <w:left w:type="dxa" w:w="80"/>
-              <w:bottom w:type="dxa" w:w="30"/>
-              <w:right w:type="dxa" w:w="80"/>
-            </w:tcMar>
-          </w:tcPr>
-          <w:p>
-            <w:pPr>
-              <w:spacing w:after="0"/>
-            </w:pPr>
-            <w:r>
-              <w:rPr>
-                <w:rFonts w:ascii="Calibri" w:cs="Calibri" w:eastAsia="Calibri" w:hAnsi="Calibri"/>
-                <w:color w:val="1F2937"/>
-                <w:sz w:val="19"/>
-                <w:szCs w:val="19"/>
-              </w:rPr>
-              <w:t xml:space="preserve">Complete TransFrio corrective actions or initiate carrier transition</w:t>
-            </w:r>
-          </w:p>
-        </w:tc>
-        <w:tc>
-          <w:tcPr>
-            <w:tcMar>
-              <w:top w:type="dxa" w:w="30"/>
-              <w:left w:type="dxa" w:w="80"/>
-              <w:bottom w:type="dxa" w:w="30"/>
-              <w:right w:type="dxa" w:w="80"/>
-            </w:tcMar>
-          </w:tcPr>
-          <w:p>
-            <w:pPr>
-              <w:spacing w:after="0"/>
-            </w:pPr>
-            <w:r>
-              <w:rPr>
-                <w:rFonts w:ascii="Calibri" w:cs="Calibri" w:eastAsia="Calibri" w:hAnsi="Calibri"/>
-                <w:color w:val="1F2937"/>
-                <w:sz w:val="19"/>
-                <w:szCs w:val="19"/>
-              </w:rPr>
-              <w:t xml:space="preserve">T. Brennan</w:t>
-            </w:r>
-          </w:p>
-        </w:tc>
-        <w:tc>
-          <w:tcPr>
-            <w:tcMar>
-              <w:top w:type="dxa" w:w="30"/>
-              <w:left w:type="dxa" w:w="80"/>
-              <w:bottom w:type="dxa" w:w="30"/>
-              <w:right w:type="dxa" w:w="80"/>
-            </w:tcMar>
-          </w:tcPr>
-          <w:p>
-            <w:pPr>
-              <w:spacing w:after="0"/>
-            </w:pPr>
-            <w:r>
-              <w:rPr>
-                <w:rFonts w:ascii="Calibri" w:cs="Calibri" w:eastAsia="Calibri" w:hAnsi="Calibri"/>
-                <w:color w:val="1F2937"/>
-                <w:sz w:val="19"/>
-                <w:szCs w:val="19"/>
-              </w:rPr>
-              <w:t xml:space="preserve">31 Dec 2025</w:t>
-            </w:r>
-          </w:p>
-        </w:tc>
-        <w:tc>
-          <w:tcPr>
-            <w:tcMar>
-              <w:top w:type="dxa" w:w="30"/>
-              <w:left w:type="dxa" w:w="80"/>
-              <w:bottom w:type="dxa" w:w="30"/>
-              <w:right w:type="dxa" w:w="80"/>
-            </w:tcMar>
-          </w:tcPr>
-          <w:p>
-            <w:pPr>
-              <w:spacing w:after="0"/>
-            </w:pPr>
-            <w:r>
-              <w:rPr>
-                <w:rFonts w:ascii="Calibri" w:cs="Calibri" w:eastAsia="Calibri" w:hAnsi="Calibri"/>
-                <w:color w:val="1F2937"/>
-                <w:sz w:val="19"/>
-                <w:szCs w:val="19"/>
-              </w:rPr>
-              <w:t xml:space="preserve">High</w:t>
-            </w:r>
-          </w:p>
-        </w:tc>
-      </w:tr>
-      <w:tr>
-        <w:tc>
-          <w:tcPr>
-            <w:shd w:color="F2F4F7" w:val="solid"/>
-            <w:tcMar>
-              <w:top w:type="dxa" w:w="30"/>
-              <w:left w:type="dxa" w:w="80"/>
-              <w:bottom w:type="dxa" w:w="30"/>
-              <w:right w:type="dxa" w:w="80"/>
-            </w:tcMar>
-          </w:tcPr>
-          <w:p>
-            <w:pPr>
-              <w:spacing w:after="0"/>
-            </w:pPr>
-            <w:r>
-              <w:rPr>
-                <w:rFonts w:ascii="Calibri" w:cs="Calibri" w:eastAsia="Calibri" w:hAnsi="Calibri"/>
-                <w:color w:val="1F2937"/>
-                <w:sz w:val="19"/>
-                <w:szCs w:val="19"/>
-              </w:rPr>
-              <w:t xml:space="preserve">5</w:t>
-            </w:r>
-          </w:p>
-        </w:tc>
-        <w:tc>
-          <w:tcPr>
-            <w:shd w:color="F2F4F7" w:val="solid"/>
-            <w:tcMar>
-              <w:top w:type="dxa" w:w="30"/>
-              <w:left w:type="dxa" w:w="80"/>
-              <w:bottom w:type="dxa" w:w="30"/>
-              <w:right w:type="dxa" w:w="80"/>
-            </w:tcMar>
-          </w:tcPr>
-          <w:p>
-            <w:pPr>
-              <w:spacing w:after="0"/>
-            </w:pPr>
-            <w:r>
-              <w:rPr>
-                <w:rFonts w:ascii="Calibri" w:cs="Calibri" w:eastAsia="Calibri" w:hAnsi="Calibri"/>
-                <w:color w:val="1F2937"/>
-                <w:sz w:val="19"/>
-                <w:szCs w:val="19"/>
-              </w:rPr>
-              <w:t xml:space="preserve">Achieve 100% lot number capture at all food-handling DCs</w:t>
-            </w:r>
-          </w:p>
-        </w:tc>
-        <w:tc>
-          <w:tcPr>
-            <w:shd w:color="F2F4F7" w:val="solid"/>
-            <w:tcMar>
-              <w:top w:type="dxa" w:w="30"/>
-              <w:left w:type="dxa" w:w="80"/>
-              <w:bottom w:type="dxa" w:w="30"/>
-              <w:right w:type="dxa" w:w="80"/>
-            </w:tcMar>
-          </w:tcPr>
-          <w:p>
-            <w:pPr>
-              <w:spacing w:after="0"/>
-            </w:pPr>
-            <w:r>
-              <w:rPr>
-                <w:rFonts w:ascii="Calibri" w:cs="Calibri" w:eastAsia="Calibri" w:hAnsi="Calibri"/>
-                <w:color w:val="1F2937"/>
-                <w:sz w:val="19"/>
-                <w:szCs w:val="19"/>
-              </w:rPr>
-              <w:t xml:space="preserve">H. Jansen</w:t>
-            </w:r>
-          </w:p>
-        </w:tc>
-        <w:tc>
-          <w:tcPr>
-            <w:shd w:color="F2F4F7" w:val="solid"/>
-            <w:tcMar>
-              <w:top w:type="dxa" w:w="30"/>
-              <w:left w:type="dxa" w:w="80"/>
-              <w:bottom w:type="dxa" w:w="30"/>
-              <w:right w:type="dxa" w:w="80"/>
-            </w:tcMar>
-          </w:tcPr>
-          <w:p>
-            <w:pPr>
-              <w:spacing w:after="0"/>
-            </w:pPr>
-            <w:r>
-              <w:rPr>
-                <w:rFonts w:ascii="Calibri" w:cs="Calibri" w:eastAsia="Calibri" w:hAnsi="Calibri"/>
-                <w:color w:val="1F2937"/>
-                <w:sz w:val="19"/>
-                <w:szCs w:val="19"/>
-              </w:rPr>
-              <w:t xml:space="preserve">01 Nov 2025</w:t>
-            </w:r>
-          </w:p>
-        </w:tc>
-        <w:tc>
-          <w:tcPr>
-            <w:shd w:color="F2F4F7" w:val="solid"/>
-            <w:tcMar>
-              <w:top w:type="dxa" w:w="30"/>
-              <w:left w:type="dxa" w:w="80"/>
-              <w:bottom w:type="dxa" w:w="30"/>
-              <w:right w:type="dxa" w:w="80"/>
-            </w:tcMar>
-          </w:tcPr>
-          <w:p>
-            <w:pPr>
-              <w:spacing w:after="0"/>
-            </w:pPr>
-            <w:r>
-              <w:rPr>
-                <w:rFonts w:ascii="Calibri" w:cs="Calibri" w:eastAsia="Calibri" w:hAnsi="Calibri"/>
-                <w:color w:val="1F2937"/>
-                <w:sz w:val="19"/>
-                <w:szCs w:val="19"/>
-              </w:rPr>
-              <w:t xml:space="preserve">Critical</w:t>
-            </w:r>
-          </w:p>
-        </w:tc>
-      </w:tr>
-      <w:tr>
-        <w:tc>
-          <w:tcPr>
-            <w:tcMar>
-              <w:top w:type="dxa" w:w="30"/>
-              <w:left w:type="dxa" w:w="80"/>
-              <w:bottom w:type="dxa" w:w="30"/>
-              <w:right w:type="dxa" w:w="80"/>
-            </w:tcMar>
-          </w:tcPr>
-          <w:p>
-            <w:pPr>
-              <w:spacing w:after="0"/>
-            </w:pPr>
-            <w:r>
-              <w:rPr>
-                <w:rFonts w:ascii="Calibri" w:cs="Calibri" w:eastAsia="Calibri" w:hAnsi="Calibri"/>
-                <w:color w:val="1F2937"/>
-                <w:sz w:val="19"/>
-                <w:szCs w:val="19"/>
-              </w:rPr>
-              <w:t xml:space="preserve">6</w:t>
-            </w:r>
-          </w:p>
-        </w:tc>
-        <w:tc>
-          <w:tcPr>
-            <w:tcMar>
-              <w:top w:type="dxa" w:w="30"/>
-              <w:left w:type="dxa" w:w="80"/>
-              <w:bottom w:type="dxa" w:w="30"/>
-              <w:right w:type="dxa" w:w="80"/>
-            </w:tcMar>
-          </w:tcPr>
-          <w:p>
-            <w:pPr>
-              <w:spacing w:after="0"/>
-            </w:pPr>
-            <w:r>
-              <w:rPr>
-                <w:rFonts w:ascii="Calibri" w:cs="Calibri" w:eastAsia="Calibri" w:hAnsi="Calibri"/>
-                <w:color w:val="1F2937"/>
-                <w:sz w:val="19"/>
-                <w:szCs w:val="19"/>
-              </w:rPr>
-              <w:t xml:space="preserve">Prepare for NVWA follow-up inspection</w:t>
-            </w:r>
-          </w:p>
-        </w:tc>
-        <w:tc>
-          <w:tcPr>
-            <w:tcMar>
-              <w:top w:type="dxa" w:w="30"/>
-              <w:left w:type="dxa" w:w="80"/>
-              <w:bottom w:type="dxa" w:w="30"/>
-              <w:right w:type="dxa" w:w="80"/>
-            </w:tcMar>
-          </w:tcPr>
-          <w:p>
-            <w:pPr>
-              <w:spacing w:after="0"/>
-            </w:pPr>
-            <w:r>
-              <w:rPr>
-                <w:rFonts w:ascii="Calibri" w:cs="Calibri" w:eastAsia="Calibri" w:hAnsi="Calibri"/>
-                <w:color w:val="1F2937"/>
-                <w:sz w:val="19"/>
-                <w:szCs w:val="19"/>
-              </w:rPr>
-              <w:t xml:space="preserve">E. Vasquez</w:t>
-            </w:r>
-          </w:p>
-        </w:tc>
-        <w:tc>
-          <w:tcPr>
-            <w:tcMar>
-              <w:top w:type="dxa" w:w="30"/>
-              <w:left w:type="dxa" w:w="80"/>
-              <w:bottom w:type="dxa" w:w="30"/>
-              <w:right w:type="dxa" w:w="80"/>
-            </w:tcMar>
-          </w:tcPr>
-          <w:p>
-            <w:pPr>
-              <w:spacing w:after="0"/>
-            </w:pPr>
-            <w:r>
-              <w:rPr>
-                <w:rFonts w:ascii="Calibri" w:cs="Calibri" w:eastAsia="Calibri" w:hAnsi="Calibri"/>
-                <w:color w:val="1F2937"/>
-                <w:sz w:val="19"/>
-                <w:szCs w:val="19"/>
-              </w:rPr>
-              <w:t xml:space="preserve">28 Feb 2026</w:t>
-            </w:r>
-          </w:p>
-        </w:tc>
-        <w:tc>
-          <w:tcPr>
-            <w:tcMar>
-              <w:top w:type="dxa" w:w="30"/>
-              <w:left w:type="dxa" w:w="80"/>
-              <w:bottom w:type="dxa" w:w="30"/>
-              <w:right w:type="dxa" w:w="80"/>
-            </w:tcMar>
-          </w:tcPr>
-          <w:p>
-            <w:pPr>
-              <w:spacing w:after="0"/>
-            </w:pPr>
-            <w:r>
-              <w:rPr>
-                <w:rFonts w:ascii="Calibri" w:cs="Calibri" w:eastAsia="Calibri" w:hAnsi="Calibri"/>
-                <w:color w:val="1F2937"/>
-                <w:sz w:val="19"/>
-                <w:szCs w:val="19"/>
-              </w:rPr>
-              <w:t xml:space="preserve">Critical</w:t>
-            </w:r>
-          </w:p>
-        </w:tc>
-      </w:tr>
-      <w:tr>
-        <w:tc>
-          <w:tcPr>
-            <w:shd w:color="F2F4F7" w:val="solid"/>
-            <w:tcMar>
-              <w:top w:type="dxa" w:w="30"/>
-              <w:left w:type="dxa" w:w="80"/>
-              <w:bottom w:type="dxa" w:w="30"/>
-              <w:right w:type="dxa" w:w="80"/>
-            </w:tcMar>
-          </w:tcPr>
-          <w:p>
-            <w:pPr>
-              <w:spacing w:after="0"/>
-            </w:pPr>
-            <w:r>
-              <w:rPr>
-                <w:rFonts w:ascii="Calibri" w:cs="Calibri" w:eastAsia="Calibri" w:hAnsi="Calibri"/>
-                <w:color w:val="1F2937"/>
-                <w:sz w:val="19"/>
-                <w:szCs w:val="19"/>
-              </w:rPr>
-              <w:t xml:space="preserve">7</w:t>
-            </w:r>
-          </w:p>
-        </w:tc>
-        <w:tc>
-          <w:tcPr>
-            <w:shd w:color="F2F4F7" w:val="solid"/>
-            <w:tcMar>
-              <w:top w:type="dxa" w:w="30"/>
-              <w:left w:type="dxa" w:w="80"/>
-              <w:bottom w:type="dxa" w:w="30"/>
-              <w:right w:type="dxa" w:w="80"/>
-            </w:tcMar>
-          </w:tcPr>
-          <w:p>
-            <w:pPr>
-              <w:spacing w:after="0"/>
-            </w:pPr>
-            <w:r>
-              <w:rPr>
-                <w:rFonts w:ascii="Calibri" w:cs="Calibri" w:eastAsia="Calibri" w:hAnsi="Calibri"/>
-                <w:color w:val="1F2937"/>
-                <w:sz w:val="19"/>
-                <w:szCs w:val="19"/>
-              </w:rPr>
-              <w:t xml:space="preserve">Evaluate alternate LATAM cold chain carriers</w:t>
-            </w:r>
-          </w:p>
-        </w:tc>
-        <w:tc>
-          <w:tcPr>
-            <w:shd w:color="F2F4F7" w:val="solid"/>
-            <w:tcMar>
-              <w:top w:type="dxa" w:w="30"/>
-              <w:left w:type="dxa" w:w="80"/>
-              <w:bottom w:type="dxa" w:w="30"/>
-              <w:right w:type="dxa" w:w="80"/>
-            </w:tcMar>
-          </w:tcPr>
-          <w:p>
-            <w:pPr>
-              <w:spacing w:after="0"/>
-            </w:pPr>
-            <w:r>
-              <w:rPr>
-                <w:rFonts w:ascii="Calibri" w:cs="Calibri" w:eastAsia="Calibri" w:hAnsi="Calibri"/>
-                <w:color w:val="1F2937"/>
-                <w:sz w:val="19"/>
-                <w:szCs w:val="19"/>
-              </w:rPr>
-              <w:t xml:space="preserve">R. Almeida</w:t>
-            </w:r>
-          </w:p>
-        </w:tc>
-        <w:tc>
-          <w:tcPr>
-            <w:shd w:color="F2F4F7" w:val="solid"/>
-            <w:tcMar>
-              <w:top w:type="dxa" w:w="30"/>
-              <w:left w:type="dxa" w:w="80"/>
-              <w:bottom w:type="dxa" w:w="30"/>
-              <w:right w:type="dxa" w:w="80"/>
-            </w:tcMar>
-          </w:tcPr>
-          <w:p>
-            <w:pPr>
-              <w:spacing w:after="0"/>
-            </w:pPr>
-            <w:r>
-              <w:rPr>
-                <w:rFonts w:ascii="Calibri" w:cs="Calibri" w:eastAsia="Calibri" w:hAnsi="Calibri"/>
-                <w:color w:val="1F2937"/>
-                <w:sz w:val="19"/>
-                <w:szCs w:val="19"/>
-              </w:rPr>
-              <w:t xml:space="preserve">30 Nov 2025</w:t>
-            </w:r>
-          </w:p>
-        </w:tc>
-        <w:tc>
-          <w:tcPr>
-            <w:shd w:color="F2F4F7" w:val="solid"/>
-            <w:tcMar>
-              <w:top w:type="dxa" w:w="30"/>
-              <w:left w:type="dxa" w:w="80"/>
-              <w:bottom w:type="dxa" w:w="30"/>
-              <w:right w:type="dxa" w:w="80"/>
-            </w:tcMar>
-          </w:tcPr>
-          <w:p>
-            <w:pPr>
-              <w:spacing w:after="0"/>
-            </w:pPr>
-            <w:r>
-              <w:rPr>
-                <w:rFonts w:ascii="Calibri" w:cs="Calibri" w:eastAsia="Calibri" w:hAnsi="Calibri"/>
-                <w:color w:val="1F2937"/>
-                <w:sz w:val="19"/>
-                <w:szCs w:val="19"/>
-              </w:rPr>
-              <w:t xml:space="preserve">Medium</w:t>
-            </w:r>
-          </w:p>
-        </w:tc>
-      </w:tr>
-      <w:tr>
-        <w:tc>
-          <w:tcPr>
-            <w:tcMar>
-              <w:top w:type="dxa" w:w="30"/>
-              <w:left w:type="dxa" w:w="80"/>
-              <w:bottom w:type="dxa" w:w="30"/>
-              <w:right w:type="dxa" w:w="80"/>
-            </w:tcMar>
-          </w:tcPr>
-          <w:p>
-            <w:pPr>
-              <w:spacing w:after="0"/>
-            </w:pPr>
-            <w:r>
-              <w:rPr>
-                <w:rFonts w:ascii="Calibri" w:cs="Calibri" w:eastAsia="Calibri" w:hAnsi="Calibri"/>
-                <w:color w:val="1F2937"/>
-                <w:sz w:val="19"/>
-                <w:szCs w:val="19"/>
-              </w:rPr>
-              <w:t xml:space="preserve">8</w:t>
-            </w:r>
-          </w:p>
-        </w:tc>
-        <w:tc>
-          <w:tcPr>
-            <w:tcMar>
-              <w:top w:type="dxa" w:w="30"/>
-              <w:left w:type="dxa" w:w="80"/>
-              <w:bottom w:type="dxa" w:w="30"/>
-              <w:right w:type="dxa" w:w="80"/>
-            </w:tcMar>
-          </w:tcPr>
-          <w:p>
-            <w:pPr>
-              <w:spacing w:after="0"/>
-            </w:pPr>
-            <w:r>
-              <w:rPr>
-                <w:rFonts w:ascii="Calibri" w:cs="Calibri" w:eastAsia="Calibri" w:hAnsi="Calibri"/>
-                <w:color w:val="1F2937"/>
-                <w:sz w:val="19"/>
-                <w:szCs w:val="19"/>
-              </w:rPr>
-              <w:t xml:space="preserve">Address NinjaVan tracking data availability (71% vs 99% target)</w:t>
-            </w:r>
-          </w:p>
-        </w:tc>
-        <w:tc>
-          <w:tcPr>
-            <w:tcMar>
-              <w:top w:type="dxa" w:w="30"/>
-              <w:left w:type="dxa" w:w="80"/>
-              <w:bottom w:type="dxa" w:w="30"/>
-              <w:right w:type="dxa" w:w="80"/>
-            </w:tcMar>
-          </w:tcPr>
-          <w:p>
-            <w:pPr>
-              <w:spacing w:after="0"/>
-            </w:pPr>
-            <w:r>
-              <w:rPr>
-                <w:rFonts w:ascii="Calibri" w:cs="Calibri" w:eastAsia="Calibri" w:hAnsi="Calibri"/>
-                <w:color w:val="1F2937"/>
-                <w:sz w:val="19"/>
-                <w:szCs w:val="19"/>
-              </w:rPr>
-              <w:t xml:space="preserve">W. L. Tan</w:t>
-            </w:r>
-          </w:p>
-        </w:tc>
-        <w:tc>
-          <w:tcPr>
-            <w:tcMar>
-              <w:top w:type="dxa" w:w="30"/>
-              <w:left w:type="dxa" w:w="80"/>
-              <w:bottom w:type="dxa" w:w="30"/>
-              <w:right w:type="dxa" w:w="80"/>
-            </w:tcMar>
-          </w:tcPr>
-          <w:p>
-            <w:pPr>
-              <w:spacing w:after="0"/>
-            </w:pPr>
-            <w:r>
-              <w:rPr>
-                <w:rFonts w:ascii="Calibri" w:cs="Calibri" w:eastAsia="Calibri" w:hAnsi="Calibri"/>
-                <w:color w:val="1F2937"/>
-                <w:sz w:val="19"/>
-                <w:szCs w:val="19"/>
-              </w:rPr>
-              <w:t xml:space="preserve">31 Dec 2025</w:t>
-            </w:r>
-          </w:p>
-        </w:tc>
-        <w:tc>
-          <w:tcPr>
-            <w:tcMar>
-              <w:top w:type="dxa" w:w="30"/>
-              <w:left w:type="dxa" w:w="80"/>
-              <w:bottom w:type="dxa" w:w="30"/>
-              <w:right w:type="dxa" w:w="80"/>
-            </w:tcMar>
-          </w:tcPr>
-          <w:p>
-            <w:pPr>
-              <w:spacing w:after="0"/>
-            </w:pPr>
-            <w:r>
-              <w:rPr>
-                <w:rFonts w:ascii="Calibri" w:cs="Calibri" w:eastAsia="Calibri" w:hAnsi="Calibri"/>
-                <w:color w:val="1F2937"/>
-                <w:sz w:val="19"/>
-                <w:szCs w:val="19"/>
-              </w:rPr>
-              <w:t xml:space="preserve">Medium</w:t>
-            </w:r>
-          </w:p>
-        </w:tc>
-      </w:tr>
-    </w:tbl>
+        <w:t xml:space="preserve">Q4 2025 Supply Chain Performance Review: 15 January 2026, 09:00 CET</w:t>
+      </w:r>
+    </w:p>
     <w:p>
       <w:pPr>
         <w:spacing w:after="0" w:before="400"/>

--- a/documents/meeting_minutes/MTG-2025-Q3_Supply_Chain_Review.docx
+++ b/documents/meeting_minutes/MTG-2025-Q3_Supply_Chain_Review.docx
@@ -1560,7 +1560,7 @@
           <w:sz w:val="30"/>
           <w:szCs w:val="30"/>
         </w:rPr>
-        <w:t xml:space="preserve">3. Project CLARITY Discussion</w:t>
+        <w:t xml:space="preserve">3. Project Qlarity Discussion</w:t>
       </w:r>
     </w:p>
     <w:p>
@@ -1579,7 +1579,7 @@
           <w:sz w:val="21"/>
           <w:szCs w:val="21"/>
         </w:rPr>
-        <w:t xml:space="preserve">Priya Ramanathan presented the Project CLARITY business case:</w:t>
+        <w:t xml:space="preserve">Priya Ramanathan presented the Project Qlarity business case:</w:t>
       </w:r>
     </w:p>
     <w:p>
@@ -1694,7 +1694,7 @@
           <w:sz w:val="21"/>
           <w:szCs w:val="21"/>
         </w:rPr>
-        <w:t xml:space="preserve">CEO: "Data quality is now our #1 operational priority for 2026. Priya, schedule the full CLARITY presentation for the CIO review on October 31."</w:t>
+        <w:t xml:space="preserve">CEO: "Data quality is now our #1 operational priority for 2026. Priya, schedule the full Qlarity presentation for the CIO review on October 31."</w:t>
       </w:r>
     </w:p>
     <w:p>
@@ -1841,7 +1841,7 @@
                 <w:sz w:val="19"/>
                 <w:szCs w:val="19"/>
               </w:rPr>
-              <w:t xml:space="preserve">Present Project CLARITY to CIO review board</w:t>
+              <w:t xml:space="preserve">Present Project Qlarity to CIO review board</w:t>
             </w:r>
           </w:p>
         </w:tc>

--- a/documents/meeting_minutes/MTG-2025-Q3_Supply_Chain_Review.docx
+++ b/documents/meeting_minutes/MTG-2025-Q3_Supply_Chain_Review.docx
@@ -200,7 +200,7 @@
                 <w:sz w:val="20"/>
                 <w:szCs w:val="20"/>
               </w:rPr>
-              <w:t xml:space="preserve">MCG HQ Rotterdam, Board Room A (hybrid)</w:t>
+              <w:t xml:space="preserve">MCG HQ Rotterdam, Board Room A (hybrid — 6 in person, 4 virtual)</w:t>
             </w:r>
           </w:p>
         </w:tc>
@@ -369,6 +369,62 @@
                 <w:szCs w:val="20"/>
               </w:rPr>
               <w:t xml:space="preserve">Confidential — Senior Leadership Only</w:t>
+            </w:r>
+          </w:p>
+        </w:tc>
+      </w:tr>
+      <w:tr>
+        <w:tc>
+          <w:tcPr>
+            <w:tcW w:type="pct" w:w="30%"/>
+            <w:shd w:color="1B2A4A" w:val="solid"/>
+            <w:tcMar>
+              <w:top w:type="dxa" w:w="40"/>
+              <w:left w:type="dxa" w:w="100"/>
+              <w:bottom w:type="dxa" w:w="40"/>
+              <w:right w:type="dxa" w:w="100"/>
+            </w:tcMar>
+          </w:tcPr>
+          <w:p>
+            <w:pPr>
+              <w:spacing w:after="0"/>
+            </w:pPr>
+            <w:r>
+              <w:rPr>
+                <w:rFonts w:ascii="Calibri" w:cs="Calibri" w:eastAsia="Calibri" w:hAnsi="Calibri"/>
+                <w:b/>
+                <w:bCs/>
+                <w:color w:val="FFFFFF"/>
+                <w:sz w:val="20"/>
+                <w:szCs w:val="20"/>
+              </w:rPr>
+              <w:t xml:space="preserve">Next Meeting</w:t>
+            </w:r>
+          </w:p>
+        </w:tc>
+        <w:tc>
+          <w:tcPr>
+            <w:tcW w:type="pct" w:w="70%"/>
+            <w:shd w:color="F2F4F7" w:val="solid"/>
+            <w:tcMar>
+              <w:top w:type="dxa" w:w="40"/>
+              <w:left w:type="dxa" w:w="100"/>
+              <w:bottom w:type="dxa" w:w="40"/>
+              <w:right w:type="dxa" w:w="100"/>
+            </w:tcMar>
+          </w:tcPr>
+          <w:p>
+            <w:pPr>
+              <w:spacing w:after="0"/>
+            </w:pPr>
+            <w:r>
+              <w:rPr>
+                <w:rFonts w:ascii="Calibri" w:cs="Calibri" w:eastAsia="Calibri" w:hAnsi="Calibri"/>
+                <w:color w:val="1F2937"/>
+                <w:sz w:val="20"/>
+                <w:szCs w:val="20"/>
+              </w:rPr>
+              <w:t xml:space="preserve">Q4 2025 Review: 15 January 2026, 09:00 CET</w:t>
             </w:r>
           </w:p>
         </w:tc>
@@ -1021,7 +1077,7 @@
                 <w:sz w:val="19"/>
                 <w:szCs w:val="19"/>
               </w:rPr>
-              <w:t xml:space="preserve">Virtual</w:t>
+              <w:t xml:space="preserve">Virtual (Seoul)</w:t>
             </w:r>
           </w:p>
         </w:tc>
@@ -1095,7 +1151,7 @@
                 <w:sz w:val="19"/>
                 <w:szCs w:val="19"/>
               </w:rPr>
-              <w:t xml:space="preserve">Virtual</w:t>
+              <w:t xml:space="preserve">Virtual (Miami)</w:t>
             </w:r>
           </w:p>
         </w:tc>
@@ -1172,7 +1228,7 @@
                 <w:sz w:val="19"/>
                 <w:szCs w:val="19"/>
               </w:rPr>
-              <w:t xml:space="preserve">Virtual</w:t>
+              <w:t xml:space="preserve">Virtual (Singapore)</w:t>
             </w:r>
           </w:p>
         </w:tc>
@@ -1246,7 +1302,7 @@
                 <w:sz w:val="19"/>
                 <w:szCs w:val="19"/>
               </w:rPr>
-              <w:t xml:space="preserve">Virtual</w:t>
+              <w:t xml:space="preserve">Virtual (São Paulo)</w:t>
             </w:r>
           </w:p>
         </w:tc>
@@ -1281,32 +1337,32 @@
           <w:rFonts w:ascii="Calibri" w:cs="Calibri" w:eastAsia="Calibri" w:hAnsi="Calibri"/>
           <w:b w:val="false"/>
           <w:bCs w:val="false"/>
-          <w:i/>
-          <w:iCs/>
-          <w:color w:val="1F2937"/>
-          <w:sz w:val="21"/>
-          <w:szCs w:val="21"/>
-        </w:rPr>
-        <w:t xml:space="preserve">"The data tells a story this quarter that none of us should be comfortable with. Out-of-stock events up 34%, delivery SLA breaches at 22% in APAC, $2.48 million in spoilage on a single corridor, and a regulatory citation because we couldn't trace a head of lettuce through our own supply chain in less than 11 days. These are not isolated incidents. They are symptoms of a systemic failure in how we manage data."</w:t>
-      </w:r>
-    </w:p>
-    <w:p>
-      <w:pPr>
-        <w:spacing w:after="120"/>
-        <w:jc w:val="left"/>
-      </w:pPr>
-      <w:r>
-        <w:rPr>
-          <w:rFonts w:ascii="Calibri" w:cs="Calibri" w:eastAsia="Calibri" w:hAnsi="Calibri"/>
-          <w:b/>
-          <w:bCs/>
           <w:i w:val="false"/>
           <w:iCs w:val="false"/>
           <w:color w:val="1F2937"/>
           <w:sz w:val="21"/>
           <w:szCs w:val="21"/>
         </w:rPr>
-        <w:t xml:space="preserve">— Ingrid van der Berg, CEO</w:t>
+        <w:t xml:space="preserve">Ingrid van der Berg opened by noting that Q3 2025 represented "the worst quarter for supply chain data quality in MCG's history" with out-of-stock events up 34%, delivery SLA breaches at 22% in APAC, $2.48M in spoilage on a single corridor, and a regulatory citation because MCG could not trace a head of lettuce through its supply chain within 24 hours.</w:t>
+      </w:r>
+    </w:p>
+    <w:p>
+      <w:pPr>
+        <w:spacing w:after="120"/>
+        <w:jc w:val="left"/>
+      </w:pPr>
+      <w:r>
+        <w:rPr>
+          <w:rFonts w:ascii="Calibri" w:cs="Calibri" w:eastAsia="Calibri" w:hAnsi="Calibri"/>
+          <w:b w:val="false"/>
+          <w:bCs w:val="false"/>
+          <w:i w:val="false"/>
+          <w:iCs w:val="false"/>
+          <w:color w:val="1F2937"/>
+          <w:sz w:val="21"/>
+          <w:szCs w:val="21"/>
+        </w:rPr>
+        <w:t xml:space="preserve">The CEO stated that these are not isolated incidents but symptoms of a systemic failure in data management, and that data quality would be MCG's #1 operational priority for 2026.</w:t>
       </w:r>
     </w:p>
     <w:p>
@@ -1360,7 +1416,7 @@
           <w:sz w:val="21"/>
           <w:szCs w:val="21"/>
         </w:rPr>
-        <w:t xml:space="preserve">IRA remains at 74%, unchanged from Q2. The Rotterdam pipeline failure (INC-2025-04872) demonstrated that a single undetected sync failure can create 847 units of phantom inventory. Pipeline monitoring has been implemented at Rotterdam but not yet rolled out to other DCs.</w:t>
+        <w:t xml:space="preserve">IRA (Inventory Record Accuracy) remains at 74%, unchanged from Q2 and well below the 97% target. The Rotterdam pipeline failure (INC-2025-04872) demonstrated that a single undetected 72-hour sync failure can create 847 units of phantom inventory across 143 SKUs, costing €30,500 in emergency transfers and expedited shipping.</w:t>
       </w:r>
     </w:p>
     <w:p>
@@ -1379,9 +1435,78 @@
           <w:sz w:val="21"/>
           <w:szCs w:val="21"/>
         </w:rPr>
-        <w:t xml:space="preserve">Henrik: "We're still asking warehouse staff to do a 15-20 minute manual sync check every morning. That's 855 hours of manual labor across our DC network, every single day. We need automated monitoring."</w:t>
+        <w:t xml:space="preserve">Pipeline monitoring has been implemented at Rotterdam DC following the incident but is NOT yet deployed at the remaining 27 DCs. Henrik emphasized that the daily manual sync check is the only defense at other sites, costing 855 person-hours per day across the network.</w:t>
       </w:r>
     </w:p>
+    <w:tbl>
+      <w:tblPr>
+        <w:tblW w:type="pct" w:w="100%"/>
+        <w:tblBorders>
+          <w:top w:val="single" w:color="auto" w:sz="4"/>
+          <w:left w:val="single" w:color="auto" w:sz="4"/>
+          <w:bottom w:val="single" w:color="auto" w:sz="4"/>
+          <w:right w:val="single" w:color="auto" w:sz="4"/>
+          <w:insideH w:val="single" w:color="auto" w:sz="4"/>
+          <w:insideV w:val="single" w:color="auto" w:sz="4"/>
+        </w:tblBorders>
+      </w:tblPr>
+      <w:tblGrid>
+        <w:gridCol w:w="100"/>
+        <w:gridCol w:w="100"/>
+      </w:tblGrid>
+      <w:tr>
+        <w:tc>
+          <w:tcPr>
+            <w:tcW w:type="pct" w:w="1%"/>
+            <w:tcBorders>
+              <w:top w:val="none"/>
+              <w:left w:val="none"/>
+              <w:bottom w:val="none"/>
+              <w:right w:val="none"/>
+            </w:tcBorders>
+            <w:shd w:color="0D7C8F" w:val="solid"/>
+          </w:tcPr>
+          <w:p>
+            <w:pPr>
+              <w:spacing w:after="0"/>
+            </w:pPr>
+            <w:r>
+              <w:rPr>
+                <w:sz w:val="10"/>
+                <w:szCs w:val="10"/>
+              </w:rPr>
+              <w:t xml:space="preserve"> </w:t>
+            </w:r>
+          </w:p>
+        </w:tc>
+        <w:tc>
+          <w:tcPr>
+            <w:tcW w:type="pct" w:w="99%"/>
+            <w:shd w:color="F2F4F7" w:val="solid"/>
+            <w:tcMar>
+              <w:top w:type="dxa" w:w="80"/>
+              <w:left w:type="dxa" w:w="120"/>
+              <w:bottom w:type="dxa" w:w="80"/>
+              <w:right w:type="dxa" w:w="120"/>
+            </w:tcMar>
+          </w:tcPr>
+          <w:p>
+            <w:pPr>
+              <w:spacing w:after="0"/>
+            </w:pPr>
+            <w:r>
+              <w:rPr>
+                <w:rFonts w:ascii="Calibri" w:cs="Calibri" w:eastAsia="Calibri" w:hAnsi="Calibri"/>
+                <w:color w:val="1F2937"/>
+                <w:sz w:val="20"/>
+                <w:szCs w:val="20"/>
+              </w:rPr>
+              <w:t xml:space="preserve">Henrik: "We're spending 855 hours of human labor every single day on manual sync checks that a simple automated heartbeat monitor could replace. That's the equivalent of 107 full-time employees doing nothing but checking whether our data pipelines are working."</w:t>
+            </w:r>
+          </w:p>
+        </w:tc>
+      </w:tr>
+    </w:tbl>
     <w:p>
       <w:pPr>
         <w:spacing w:after="120" w:before="280"/>
@@ -1414,7 +1539,7 @@
           <w:sz w:val="21"/>
           <w:szCs w:val="21"/>
         </w:rPr>
-        <w:t xml:space="preserve">Singapore delivery promise accuracy dropped to 69% (from 88% in Q2). Root cause: NinjaVan contract amendment AMD3 changed 5-10 kg delivery from 2-day to 3-day, but the change was not communicated to the e-commerce team for 3+ weeks.</w:t>
+        <w:t xml:space="preserve">Singapore delivery promise accuracy dropped to 69% (from 88% in Q2). Root cause: NinjaVan contract amendment AMD3 reclassified 5-10 kg parcels from 2-day to 3-day delivery, effective 01 October 2025. However, this change was not communicated to the e-commerce fulfillment team for 3+ weeks after contract execution.</w:t>
       </w:r>
     </w:p>
     <w:p>
@@ -1433,7 +1558,26 @@
           <w:sz w:val="21"/>
           <w:szCs w:val="21"/>
         </w:rPr>
-        <w:t xml:space="preserve">Wei Lin: "14,000 customers per month received false delivery promises. Our WISMO rate in Singapore hit 52%. We had no process for carrier-to-e-commerce SLA change notification."</w:t>
+        <w:t xml:space="preserve">During the communication gap, the MCG website continued to promise 2-day delivery for 5-10 kg orders, affecting approximately 14,000 customers per month. WISMO (Where Is My Order) rate in Singapore hit 52%, compared to the 30% target.</w:t>
+      </w:r>
+    </w:p>
+    <w:p>
+      <w:pPr>
+        <w:spacing w:after="120"/>
+        <w:jc w:val="left"/>
+      </w:pPr>
+      <w:r>
+        <w:rPr>
+          <w:rFonts w:ascii="Calibri" w:cs="Calibri" w:eastAsia="Calibri" w:hAnsi="Calibri"/>
+          <w:b w:val="false"/>
+          <w:bCs w:val="false"/>
+          <w:i w:val="false"/>
+          <w:iCs w:val="false"/>
+          <w:color w:val="1F2937"/>
+          <w:sz w:val="21"/>
+          <w:szCs w:val="21"/>
+        </w:rPr>
+        <w:t xml:space="preserve">Wei Lin proposed a mandatory carrier-to-e-commerce SLA change notification process. Lisa Park (Customer Experience) agreed to co-own the implementation with Thomas Brennan.</w:t>
       </w:r>
     </w:p>
     <w:p>
@@ -1468,7 +1612,7 @@
           <w:sz w:val="21"/>
           <w:szCs w:val="21"/>
         </w:rPr>
-        <w:t xml:space="preserve">$2.48M in Q3 spoilage on the São Paulo-Buenos Aires corridor. The issue was dismissed as 'summer heat' for 3 weeks because IoT and carrier data aren't connected.</w:t>
+        <w:t xml:space="preserve">$2.48M in Q3 spoilage on the São Paulo-Buenos Aires corridor operated by TransFrio Logistics. The fleet change root cause (6 trucks replaced with new Thermo King X4 7500 units, drivers not retrained) was identified by Roberto's team after 3 weeks of investigation.</w:t>
       </w:r>
     </w:p>
     <w:p>
@@ -1487,7 +1631,26 @@
           <w:sz w:val="21"/>
           <w:szCs w:val="21"/>
         </w:rPr>
-        <w:t xml:space="preserve">Roberto: "We had the temperature data. We had the carrier fleet data. But they lived in different systems with no connection. It took a human analyst to manually correlate the data and identify the TransFrio fleet change as the root cause."</w:t>
+        <w:t xml:space="preserve">Roberto emphasized that the data to identify the root cause existed in MCG's systems from Day 1 — Tive IoT sensors recorded the temperature excursions, and TransFrio's fleet records showed the truck changeover. But these datasets lived in completely disconnected systems with no automated correlation.</w:t>
+      </w:r>
+    </w:p>
+    <w:p>
+      <w:pPr>
+        <w:spacing w:after="120"/>
+        <w:jc w:val="left"/>
+      </w:pPr>
+      <w:r>
+        <w:rPr>
+          <w:rFonts w:ascii="Calibri" w:cs="Calibri" w:eastAsia="Calibri" w:hAnsi="Calibri"/>
+          <w:b w:val="false"/>
+          <w:bCs w:val="false"/>
+          <w:i w:val="false"/>
+          <w:iCs w:val="false"/>
+          <w:color w:val="1F2937"/>
+          <w:sz w:val="21"/>
+          <w:szCs w:val="21"/>
+        </w:rPr>
+        <w:t xml:space="preserve">A formal corrective action notice has been sent to TransFrio (SUPP-2025-TransFrio). If targets are not met, MCG will transition to LogFrio Argentina S.A. or Friovías LATAM.</w:t>
       </w:r>
     </w:p>
     <w:p>
@@ -1522,7 +1685,729 @@
           <w:sz w:val="21"/>
           <w:szCs w:val="21"/>
         </w:rPr>
-        <w:t xml:space="preserve">NVWA corrective action plan is in progress. Lot number capture at 93% (target: 100%). Store-level tracking at 78% (target: 90% by March 2026). NVWA follow-up inspection expected Q1 2026.</w:t>
+        <w:t xml:space="preserve">NVWA corrective action plan (COMP-2025-NVWA) progress:</w:t>
+      </w:r>
+    </w:p>
+    <w:tbl>
+      <w:tblPr>
+        <w:tblW w:type="pct" w:w="100%"/>
+        <w:tblBorders>
+          <w:top w:val="single" w:color="auto" w:sz="4"/>
+          <w:left w:val="single" w:color="auto" w:sz="4"/>
+          <w:bottom w:val="single" w:color="auto" w:sz="4"/>
+          <w:right w:val="single" w:color="auto" w:sz="4"/>
+          <w:insideH w:val="single" w:color="auto" w:sz="4"/>
+          <w:insideV w:val="single" w:color="auto" w:sz="4"/>
+        </w:tblBorders>
+      </w:tblPr>
+      <w:tblGrid>
+        <w:gridCol w:w="100"/>
+        <w:gridCol w:w="100"/>
+        <w:gridCol w:w="100"/>
+        <w:gridCol w:w="100"/>
+      </w:tblGrid>
+      <w:tr>
+        <w:trPr>
+          <w:tblHeader/>
+        </w:trPr>
+        <w:tc>
+          <w:tcPr>
+            <w:shd w:color="0D7C8F" w:val="solid"/>
+            <w:tcMar>
+              <w:top w:type="dxa" w:w="40"/>
+              <w:left w:type="dxa" w:w="80"/>
+              <w:bottom w:type="dxa" w:w="40"/>
+              <w:right w:type="dxa" w:w="80"/>
+            </w:tcMar>
+          </w:tcPr>
+          <w:p>
+            <w:pPr>
+              <w:spacing w:after="0"/>
+            </w:pPr>
+            <w:r>
+              <w:rPr>
+                <w:rFonts w:ascii="Calibri" w:cs="Calibri" w:eastAsia="Calibri" w:hAnsi="Calibri"/>
+                <w:b/>
+                <w:bCs/>
+                <w:color w:val="FFFFFF"/>
+                <w:sz w:val="19"/>
+                <w:szCs w:val="19"/>
+              </w:rPr>
+              <w:t xml:space="preserve">Action</w:t>
+            </w:r>
+          </w:p>
+        </w:tc>
+        <w:tc>
+          <w:tcPr>
+            <w:shd w:color="0D7C8F" w:val="solid"/>
+            <w:tcMar>
+              <w:top w:type="dxa" w:w="40"/>
+              <w:left w:type="dxa" w:w="80"/>
+              <w:bottom w:type="dxa" w:w="40"/>
+              <w:right w:type="dxa" w:w="80"/>
+            </w:tcMar>
+          </w:tcPr>
+          <w:p>
+            <w:pPr>
+              <w:spacing w:after="0"/>
+            </w:pPr>
+            <w:r>
+              <w:rPr>
+                <w:rFonts w:ascii="Calibri" w:cs="Calibri" w:eastAsia="Calibri" w:hAnsi="Calibri"/>
+                <w:b/>
+                <w:bCs/>
+                <w:color w:val="FFFFFF"/>
+                <w:sz w:val="19"/>
+                <w:szCs w:val="19"/>
+              </w:rPr>
+              <w:t xml:space="preserve">Target</w:t>
+            </w:r>
+          </w:p>
+        </w:tc>
+        <w:tc>
+          <w:tcPr>
+            <w:shd w:color="0D7C8F" w:val="solid"/>
+            <w:tcMar>
+              <w:top w:type="dxa" w:w="40"/>
+              <w:left w:type="dxa" w:w="80"/>
+              <w:bottom w:type="dxa" w:w="40"/>
+              <w:right w:type="dxa" w:w="80"/>
+            </w:tcMar>
+          </w:tcPr>
+          <w:p>
+            <w:pPr>
+              <w:spacing w:after="0"/>
+            </w:pPr>
+            <w:r>
+              <w:rPr>
+                <w:rFonts w:ascii="Calibri" w:cs="Calibri" w:eastAsia="Calibri" w:hAnsi="Calibri"/>
+                <w:b/>
+                <w:bCs/>
+                <w:color w:val="FFFFFF"/>
+                <w:sz w:val="19"/>
+                <w:szCs w:val="19"/>
+              </w:rPr>
+              <w:t xml:space="preserve">Current</w:t>
+            </w:r>
+          </w:p>
+        </w:tc>
+        <w:tc>
+          <w:tcPr>
+            <w:shd w:color="0D7C8F" w:val="solid"/>
+            <w:tcMar>
+              <w:top w:type="dxa" w:w="40"/>
+              <w:left w:type="dxa" w:w="80"/>
+              <w:bottom w:type="dxa" w:w="40"/>
+              <w:right w:type="dxa" w:w="80"/>
+            </w:tcMar>
+          </w:tcPr>
+          <w:p>
+            <w:pPr>
+              <w:spacing w:after="0"/>
+            </w:pPr>
+            <w:r>
+              <w:rPr>
+                <w:rFonts w:ascii="Calibri" w:cs="Calibri" w:eastAsia="Calibri" w:hAnsi="Calibri"/>
+                <w:b/>
+                <w:bCs/>
+                <w:color w:val="FFFFFF"/>
+                <w:sz w:val="19"/>
+                <w:szCs w:val="19"/>
+              </w:rPr>
+              <w:t xml:space="preserve">Status</w:t>
+            </w:r>
+          </w:p>
+        </w:tc>
+      </w:tr>
+      <w:tr>
+        <w:tc>
+          <w:tcPr>
+            <w:shd w:color="F2F4F7" w:val="solid"/>
+            <w:tcMar>
+              <w:top w:type="dxa" w:w="30"/>
+              <w:left w:type="dxa" w:w="80"/>
+              <w:bottom w:type="dxa" w:w="30"/>
+              <w:right w:type="dxa" w:w="80"/>
+            </w:tcMar>
+          </w:tcPr>
+          <w:p>
+            <w:pPr>
+              <w:spacing w:after="0"/>
+            </w:pPr>
+            <w:r>
+              <w:rPr>
+                <w:rFonts w:ascii="Calibri" w:cs="Calibri" w:eastAsia="Calibri" w:hAnsi="Calibri"/>
+                <w:color w:val="1F2937"/>
+                <w:sz w:val="19"/>
+                <w:szCs w:val="19"/>
+              </w:rPr>
+              <w:t xml:space="preserve">Lot number capture</w:t>
+            </w:r>
+          </w:p>
+        </w:tc>
+        <w:tc>
+          <w:tcPr>
+            <w:shd w:color="F2F4F7" w:val="solid"/>
+            <w:tcMar>
+              <w:top w:type="dxa" w:w="30"/>
+              <w:left w:type="dxa" w:w="80"/>
+              <w:bottom w:type="dxa" w:w="30"/>
+              <w:right w:type="dxa" w:w="80"/>
+            </w:tcMar>
+          </w:tcPr>
+          <w:p>
+            <w:pPr>
+              <w:spacing w:after="0"/>
+            </w:pPr>
+            <w:r>
+              <w:rPr>
+                <w:rFonts w:ascii="Calibri" w:cs="Calibri" w:eastAsia="Calibri" w:hAnsi="Calibri"/>
+                <w:color w:val="1F2937"/>
+                <w:sz w:val="19"/>
+                <w:szCs w:val="19"/>
+              </w:rPr>
+              <w:t xml:space="preserve">100%</w:t>
+            </w:r>
+          </w:p>
+        </w:tc>
+        <w:tc>
+          <w:tcPr>
+            <w:shd w:color="F2F4F7" w:val="solid"/>
+            <w:tcMar>
+              <w:top w:type="dxa" w:w="30"/>
+              <w:left w:type="dxa" w:w="80"/>
+              <w:bottom w:type="dxa" w:w="30"/>
+              <w:right w:type="dxa" w:w="80"/>
+            </w:tcMar>
+          </w:tcPr>
+          <w:p>
+            <w:pPr>
+              <w:spacing w:after="0"/>
+            </w:pPr>
+            <w:r>
+              <w:rPr>
+                <w:rFonts w:ascii="Calibri" w:cs="Calibri" w:eastAsia="Calibri" w:hAnsi="Calibri"/>
+                <w:color w:val="1F2937"/>
+                <w:sz w:val="19"/>
+                <w:szCs w:val="19"/>
+              </w:rPr>
+              <w:t xml:space="preserve">93%</w:t>
+            </w:r>
+          </w:p>
+        </w:tc>
+        <w:tc>
+          <w:tcPr>
+            <w:shd w:color="F2F4F7" w:val="solid"/>
+            <w:tcMar>
+              <w:top w:type="dxa" w:w="30"/>
+              <w:left w:type="dxa" w:w="80"/>
+              <w:bottom w:type="dxa" w:w="30"/>
+              <w:right w:type="dxa" w:w="80"/>
+            </w:tcMar>
+          </w:tcPr>
+          <w:p>
+            <w:pPr>
+              <w:spacing w:after="0"/>
+            </w:pPr>
+            <w:r>
+              <w:rPr>
+                <w:rFonts w:ascii="Calibri" w:cs="Calibri" w:eastAsia="Calibri" w:hAnsi="Calibri"/>
+                <w:color w:val="1F2937"/>
+                <w:sz w:val="19"/>
+                <w:szCs w:val="19"/>
+              </w:rPr>
+              <w:t xml:space="preserve">On track — firmware updates pending on legacy scanners</w:t>
+            </w:r>
+          </w:p>
+        </w:tc>
+      </w:tr>
+      <w:tr>
+        <w:tc>
+          <w:tcPr>
+            <w:tcMar>
+              <w:top w:type="dxa" w:w="30"/>
+              <w:left w:type="dxa" w:w="80"/>
+              <w:bottom w:type="dxa" w:w="30"/>
+              <w:right w:type="dxa" w:w="80"/>
+            </w:tcMar>
+          </w:tcPr>
+          <w:p>
+            <w:pPr>
+              <w:spacing w:after="0"/>
+            </w:pPr>
+            <w:r>
+              <w:rPr>
+                <w:rFonts w:ascii="Calibri" w:cs="Calibri" w:eastAsia="Calibri" w:hAnsi="Calibri"/>
+                <w:color w:val="1F2937"/>
+                <w:sz w:val="19"/>
+                <w:szCs w:val="19"/>
+              </w:rPr>
+              <w:t xml:space="preserve">Store-level lot tracking</w:t>
+            </w:r>
+          </w:p>
+        </w:tc>
+        <w:tc>
+          <w:tcPr>
+            <w:tcMar>
+              <w:top w:type="dxa" w:w="30"/>
+              <w:left w:type="dxa" w:w="80"/>
+              <w:bottom w:type="dxa" w:w="30"/>
+              <w:right w:type="dxa" w:w="80"/>
+            </w:tcMar>
+          </w:tcPr>
+          <w:p>
+            <w:pPr>
+              <w:spacing w:after="0"/>
+            </w:pPr>
+            <w:r>
+              <w:rPr>
+                <w:rFonts w:ascii="Calibri" w:cs="Calibri" w:eastAsia="Calibri" w:hAnsi="Calibri"/>
+                <w:color w:val="1F2937"/>
+                <w:sz w:val="19"/>
+                <w:szCs w:val="19"/>
+              </w:rPr>
+              <w:t xml:space="preserve">90% by Mar 2026</w:t>
+            </w:r>
+          </w:p>
+        </w:tc>
+        <w:tc>
+          <w:tcPr>
+            <w:tcMar>
+              <w:top w:type="dxa" w:w="30"/>
+              <w:left w:type="dxa" w:w="80"/>
+              <w:bottom w:type="dxa" w:w="30"/>
+              <w:right w:type="dxa" w:w="80"/>
+            </w:tcMar>
+          </w:tcPr>
+          <w:p>
+            <w:pPr>
+              <w:spacing w:after="0"/>
+            </w:pPr>
+            <w:r>
+              <w:rPr>
+                <w:rFonts w:ascii="Calibri" w:cs="Calibri" w:eastAsia="Calibri" w:hAnsi="Calibri"/>
+                <w:color w:val="1F2937"/>
+                <w:sz w:val="19"/>
+                <w:szCs w:val="19"/>
+              </w:rPr>
+              <w:t xml:space="preserve">78%</w:t>
+            </w:r>
+          </w:p>
+        </w:tc>
+        <w:tc>
+          <w:tcPr>
+            <w:tcMar>
+              <w:top w:type="dxa" w:w="30"/>
+              <w:left w:type="dxa" w:w="80"/>
+              <w:bottom w:type="dxa" w:w="30"/>
+              <w:right w:type="dxa" w:w="80"/>
+            </w:tcMar>
+          </w:tcPr>
+          <w:p>
+            <w:pPr>
+              <w:spacing w:after="0"/>
+            </w:pPr>
+            <w:r>
+              <w:rPr>
+                <w:rFonts w:ascii="Calibri" w:cs="Calibri" w:eastAsia="Calibri" w:hAnsi="Calibri"/>
+                <w:color w:val="1F2937"/>
+                <w:sz w:val="19"/>
+                <w:szCs w:val="19"/>
+              </w:rPr>
+              <w:t xml:space="preserve">On track — 250 stores need POS upgrade</w:t>
+            </w:r>
+          </w:p>
+        </w:tc>
+      </w:tr>
+      <w:tr>
+        <w:tc>
+          <w:tcPr>
+            <w:shd w:color="F2F4F7" w:val="solid"/>
+            <w:tcMar>
+              <w:top w:type="dxa" w:w="30"/>
+              <w:left w:type="dxa" w:w="80"/>
+              <w:bottom w:type="dxa" w:w="30"/>
+              <w:right w:type="dxa" w:w="80"/>
+            </w:tcMar>
+          </w:tcPr>
+          <w:p>
+            <w:pPr>
+              <w:spacing w:after="0"/>
+            </w:pPr>
+            <w:r>
+              <w:rPr>
+                <w:rFonts w:ascii="Calibri" w:cs="Calibri" w:eastAsia="Calibri" w:hAnsi="Calibri"/>
+                <w:color w:val="1F2937"/>
+                <w:sz w:val="19"/>
+                <w:szCs w:val="19"/>
+              </w:rPr>
+              <w:t xml:space="preserve">Unified traceability</w:t>
+            </w:r>
+          </w:p>
+        </w:tc>
+        <w:tc>
+          <w:tcPr>
+            <w:shd w:color="F2F4F7" w:val="solid"/>
+            <w:tcMar>
+              <w:top w:type="dxa" w:w="30"/>
+              <w:left w:type="dxa" w:w="80"/>
+              <w:bottom w:type="dxa" w:w="30"/>
+              <w:right w:type="dxa" w:w="80"/>
+            </w:tcMar>
+          </w:tcPr>
+          <w:p>
+            <w:pPr>
+              <w:spacing w:after="0"/>
+            </w:pPr>
+            <w:r>
+              <w:rPr>
+                <w:rFonts w:ascii="Calibri" w:cs="Calibri" w:eastAsia="Calibri" w:hAnsi="Calibri"/>
+                <w:color w:val="1F2937"/>
+                <w:sz w:val="19"/>
+                <w:szCs w:val="19"/>
+              </w:rPr>
+              <w:t xml:space="preserve">Project Qlarity</w:t>
+            </w:r>
+          </w:p>
+        </w:tc>
+        <w:tc>
+          <w:tcPr>
+            <w:shd w:color="F2F4F7" w:val="solid"/>
+            <w:tcMar>
+              <w:top w:type="dxa" w:w="30"/>
+              <w:left w:type="dxa" w:w="80"/>
+              <w:bottom w:type="dxa" w:w="30"/>
+              <w:right w:type="dxa" w:w="80"/>
+            </w:tcMar>
+          </w:tcPr>
+          <w:p>
+            <w:pPr>
+              <w:spacing w:after="0"/>
+            </w:pPr>
+            <w:r>
+              <w:rPr>
+                <w:rFonts w:ascii="Calibri" w:cs="Calibri" w:eastAsia="Calibri" w:hAnsi="Calibri"/>
+                <w:color w:val="1F2937"/>
+                <w:sz w:val="19"/>
+                <w:szCs w:val="19"/>
+              </w:rPr>
+              <w:t xml:space="preserve">Business case</w:t>
+            </w:r>
+          </w:p>
+        </w:tc>
+        <w:tc>
+          <w:tcPr>
+            <w:shd w:color="F2F4F7" w:val="solid"/>
+            <w:tcMar>
+              <w:top w:type="dxa" w:w="30"/>
+              <w:left w:type="dxa" w:w="80"/>
+              <w:bottom w:type="dxa" w:w="30"/>
+              <w:right w:type="dxa" w:w="80"/>
+            </w:tcMar>
+          </w:tcPr>
+          <w:p>
+            <w:pPr>
+              <w:spacing w:after="0"/>
+            </w:pPr>
+            <w:r>
+              <w:rPr>
+                <w:rFonts w:ascii="Calibri" w:cs="Calibri" w:eastAsia="Calibri" w:hAnsi="Calibri"/>
+                <w:color w:val="1F2937"/>
+                <w:sz w:val="19"/>
+                <w:szCs w:val="19"/>
+              </w:rPr>
+              <w:t xml:space="preserve">Pending CIO approval</w:t>
+            </w:r>
+          </w:p>
+        </w:tc>
+      </w:tr>
+      <w:tr>
+        <w:tc>
+          <w:tcPr>
+            <w:tcMar>
+              <w:top w:type="dxa" w:w="30"/>
+              <w:left w:type="dxa" w:w="80"/>
+              <w:bottom w:type="dxa" w:w="30"/>
+              <w:right w:type="dxa" w:w="80"/>
+            </w:tcMar>
+          </w:tcPr>
+          <w:p>
+            <w:pPr>
+              <w:spacing w:after="0"/>
+            </w:pPr>
+            <w:r>
+              <w:rPr>
+                <w:rFonts w:ascii="Calibri" w:cs="Calibri" w:eastAsia="Calibri" w:hAnsi="Calibri"/>
+                <w:color w:val="1F2937"/>
+                <w:sz w:val="19"/>
+                <w:szCs w:val="19"/>
+              </w:rPr>
+              <w:t xml:space="preserve">Sub-tier supplier mapping</w:t>
+            </w:r>
+          </w:p>
+        </w:tc>
+        <w:tc>
+          <w:tcPr>
+            <w:tcMar>
+              <w:top w:type="dxa" w:w="30"/>
+              <w:left w:type="dxa" w:w="80"/>
+              <w:bottom w:type="dxa" w:w="30"/>
+              <w:right w:type="dxa" w:w="80"/>
+            </w:tcMar>
+          </w:tcPr>
+          <w:p>
+            <w:pPr>
+              <w:spacing w:after="0"/>
+            </w:pPr>
+            <w:r>
+              <w:rPr>
+                <w:rFonts w:ascii="Calibri" w:cs="Calibri" w:eastAsia="Calibri" w:hAnsi="Calibri"/>
+                <w:color w:val="1F2937"/>
+                <w:sz w:val="19"/>
+                <w:szCs w:val="19"/>
+              </w:rPr>
+              <w:t xml:space="preserve">80% by Jan 2026</w:t>
+            </w:r>
+          </w:p>
+        </w:tc>
+        <w:tc>
+          <w:tcPr>
+            <w:tcMar>
+              <w:top w:type="dxa" w:w="30"/>
+              <w:left w:type="dxa" w:w="80"/>
+              <w:bottom w:type="dxa" w:w="30"/>
+              <w:right w:type="dxa" w:w="80"/>
+            </w:tcMar>
+          </w:tcPr>
+          <w:p>
+            <w:pPr>
+              <w:spacing w:after="0"/>
+            </w:pPr>
+            <w:r>
+              <w:rPr>
+                <w:rFonts w:ascii="Calibri" w:cs="Calibri" w:eastAsia="Calibri" w:hAnsi="Calibri"/>
+                <w:color w:val="1F2937"/>
+                <w:sz w:val="19"/>
+                <w:szCs w:val="19"/>
+              </w:rPr>
+              <w:t xml:space="preserve">36%</w:t>
+            </w:r>
+          </w:p>
+        </w:tc>
+        <w:tc>
+          <w:tcPr>
+            <w:tcMar>
+              <w:top w:type="dxa" w:w="30"/>
+              <w:left w:type="dxa" w:w="80"/>
+              <w:bottom w:type="dxa" w:w="30"/>
+              <w:right w:type="dxa" w:w="80"/>
+            </w:tcMar>
+          </w:tcPr>
+          <w:p>
+            <w:pPr>
+              <w:spacing w:after="0"/>
+            </w:pPr>
+            <w:r>
+              <w:rPr>
+                <w:rFonts w:ascii="Calibri" w:cs="Calibri" w:eastAsia="Calibri" w:hAnsi="Calibri"/>
+                <w:color w:val="1F2937"/>
+                <w:sz w:val="19"/>
+                <w:szCs w:val="19"/>
+              </w:rPr>
+              <w:t xml:space="preserve">AT RISK — supplier resistance</w:t>
+            </w:r>
+          </w:p>
+        </w:tc>
+      </w:tr>
+      <w:tr>
+        <w:tc>
+          <w:tcPr>
+            <w:shd w:color="F2F4F7" w:val="solid"/>
+            <w:tcMar>
+              <w:top w:type="dxa" w:w="30"/>
+              <w:left w:type="dxa" w:w="80"/>
+              <w:bottom w:type="dxa" w:w="30"/>
+              <w:right w:type="dxa" w:w="80"/>
+            </w:tcMar>
+          </w:tcPr>
+          <w:p>
+            <w:pPr>
+              <w:spacing w:after="0"/>
+            </w:pPr>
+            <w:r>
+              <w:rPr>
+                <w:rFonts w:ascii="Calibri" w:cs="Calibri" w:eastAsia="Calibri" w:hAnsi="Calibri"/>
+                <w:color w:val="1F2937"/>
+                <w:sz w:val="19"/>
+                <w:szCs w:val="19"/>
+              </w:rPr>
+              <w:t xml:space="preserve">Country of origin</w:t>
+            </w:r>
+          </w:p>
+        </w:tc>
+        <w:tc>
+          <w:tcPr>
+            <w:shd w:color="F2F4F7" w:val="solid"/>
+            <w:tcMar>
+              <w:top w:type="dxa" w:w="30"/>
+              <w:left w:type="dxa" w:w="80"/>
+              <w:bottom w:type="dxa" w:w="30"/>
+              <w:right w:type="dxa" w:w="80"/>
+            </w:tcMar>
+          </w:tcPr>
+          <w:p>
+            <w:pPr>
+              <w:spacing w:after="0"/>
+            </w:pPr>
+            <w:r>
+              <w:rPr>
+                <w:rFonts w:ascii="Calibri" w:cs="Calibri" w:eastAsia="Calibri" w:hAnsi="Calibri"/>
+                <w:color w:val="1F2937"/>
+                <w:sz w:val="19"/>
+                <w:szCs w:val="19"/>
+              </w:rPr>
+              <w:t xml:space="preserve">100%</w:t>
+            </w:r>
+          </w:p>
+        </w:tc>
+        <w:tc>
+          <w:tcPr>
+            <w:shd w:color="F2F4F7" w:val="solid"/>
+            <w:tcMar>
+              <w:top w:type="dxa" w:w="30"/>
+              <w:left w:type="dxa" w:w="80"/>
+              <w:bottom w:type="dxa" w:w="30"/>
+              <w:right w:type="dxa" w:w="80"/>
+            </w:tcMar>
+          </w:tcPr>
+          <w:p>
+            <w:pPr>
+              <w:spacing w:after="0"/>
+            </w:pPr>
+            <w:r>
+              <w:rPr>
+                <w:rFonts w:ascii="Calibri" w:cs="Calibri" w:eastAsia="Calibri" w:hAnsi="Calibri"/>
+                <w:color w:val="1F2937"/>
+                <w:sz w:val="19"/>
+                <w:szCs w:val="19"/>
+              </w:rPr>
+              <w:t xml:space="preserve">88%</w:t>
+            </w:r>
+          </w:p>
+        </w:tc>
+        <w:tc>
+          <w:tcPr>
+            <w:shd w:color="F2F4F7" w:val="solid"/>
+            <w:tcMar>
+              <w:top w:type="dxa" w:w="30"/>
+              <w:left w:type="dxa" w:w="80"/>
+              <w:bottom w:type="dxa" w:w="30"/>
+              <w:right w:type="dxa" w:w="80"/>
+            </w:tcMar>
+          </w:tcPr>
+          <w:p>
+            <w:pPr>
+              <w:spacing w:after="0"/>
+            </w:pPr>
+            <w:r>
+              <w:rPr>
+                <w:rFonts w:ascii="Calibri" w:cs="Calibri" w:eastAsia="Calibri" w:hAnsi="Calibri"/>
+                <w:color w:val="1F2937"/>
+                <w:sz w:val="19"/>
+                <w:szCs w:val="19"/>
+              </w:rPr>
+              <w:t xml:space="preserve">On track</w:t>
+            </w:r>
+          </w:p>
+        </w:tc>
+      </w:tr>
+    </w:tbl>
+    <w:tbl>
+      <w:tblPr>
+        <w:tblW w:type="pct" w:w="100%"/>
+        <w:tblBorders>
+          <w:top w:val="single" w:color="auto" w:sz="4"/>
+          <w:left w:val="single" w:color="auto" w:sz="4"/>
+          <w:bottom w:val="single" w:color="auto" w:sz="4"/>
+          <w:right w:val="single" w:color="auto" w:sz="4"/>
+          <w:insideH w:val="single" w:color="auto" w:sz="4"/>
+          <w:insideV w:val="single" w:color="auto" w:sz="4"/>
+        </w:tblBorders>
+      </w:tblPr>
+      <w:tblGrid>
+        <w:gridCol w:w="100"/>
+        <w:gridCol w:w="100"/>
+      </w:tblGrid>
+      <w:tr>
+        <w:tc>
+          <w:tcPr>
+            <w:tcW w:type="pct" w:w="1%"/>
+            <w:tcBorders>
+              <w:top w:val="none"/>
+              <w:left w:val="none"/>
+              <w:bottom w:val="none"/>
+              <w:right w:val="none"/>
+            </w:tcBorders>
+            <w:shd w:color="C4922E" w:val="solid"/>
+          </w:tcPr>
+          <w:p>
+            <w:pPr>
+              <w:spacing w:after="0"/>
+            </w:pPr>
+            <w:r>
+              <w:rPr>
+                <w:sz w:val="10"/>
+                <w:szCs w:val="10"/>
+              </w:rPr>
+              <w:t xml:space="preserve"> </w:t>
+            </w:r>
+          </w:p>
+        </w:tc>
+        <w:tc>
+          <w:tcPr>
+            <w:tcW w:type="pct" w:w="99%"/>
+            <w:shd w:color="F2F4F7" w:val="solid"/>
+            <w:tcMar>
+              <w:top w:type="dxa" w:w="80"/>
+              <w:left w:type="dxa" w:w="120"/>
+              <w:bottom w:type="dxa" w:w="80"/>
+              <w:right w:type="dxa" w:w="120"/>
+            </w:tcMar>
+          </w:tcPr>
+          <w:p>
+            <w:pPr>
+              <w:spacing w:after="0"/>
+            </w:pPr>
+            <w:r>
+              <w:rPr>
+                <w:rFonts w:ascii="Calibri" w:cs="Calibri" w:eastAsia="Calibri" w:hAnsi="Calibri"/>
+                <w:color w:val="1F2937"/>
+                <w:sz w:val="20"/>
+                <w:szCs w:val="20"/>
+              </w:rPr>
+              <w:t xml:space="preserve">Elena: "If we don't have a credible unified traceability plan approved before the NVWA follow-up inspection in Q1 2026, we risk escalation from citation to enforcement action. The lettuce recall demonstrated that our current 4-system manual tracing process is fundamentally inadequate."</w:t>
+            </w:r>
+          </w:p>
+        </w:tc>
+      </w:tr>
+    </w:tbl>
+    <w:p>
+      <w:pPr>
+        <w:pBdr>
+          <w:bottom w:val="single" w:color="0D7C8F" w:sz="2" w:space="4"/>
+        </w:pBdr>
+        <w:spacing w:after="160" w:before="360"/>
+      </w:pPr>
+      <w:r>
+        <w:rPr>
+          <w:rFonts w:ascii="Calibri" w:cs="Calibri" w:eastAsia="Calibri" w:hAnsi="Calibri"/>
+          <w:b/>
+          <w:bCs/>
+          <w:color w:val="1B2A4A"/>
+          <w:sz w:val="30"/>
+          <w:szCs w:val="30"/>
+        </w:rPr>
+        <w:t xml:space="preserve">3. Project Qlarity Presentation</w:t>
       </w:r>
     </w:p>
     <w:p>
@@ -1541,30 +2426,16 @@
           <w:sz w:val="21"/>
           <w:szCs w:val="21"/>
         </w:rPr>
-        <w:t xml:space="preserve">Elena: "If we don't have a unified traceability solution by the NVWA follow-up, we risk escalation from citation to enforcement action. The lettuce recall exposed a fundamental gap."</w:t>
+        <w:t xml:space="preserve">Priya Ramanathan presented the Project Qlarity business case (PROJ-CLARITY-2025):</w:t>
       </w:r>
     </w:p>
     <w:p>
       <w:pPr>
-        <w:pBdr>
-          <w:bottom w:val="single" w:color="0D7C8F" w:sz="2" w:space="4"/>
-        </w:pBdr>
-        <w:spacing w:after="160" w:before="360"/>
-      </w:pPr>
-      <w:r>
-        <w:rPr>
-          <w:rFonts w:ascii="Calibri" w:cs="Calibri" w:eastAsia="Calibri" w:hAnsi="Calibri"/>
-          <w:b/>
-          <w:bCs/>
-          <w:color w:val="1B2A4A"/>
-          <w:sz w:val="30"/>
-          <w:szCs w:val="30"/>
-        </w:rPr>
-        <w:t xml:space="preserve">3. Project Qlarity Discussion</w:t>
-      </w:r>
-    </w:p>
-    <w:p>
-      <w:pPr>
+        <w:pStyle w:val="ListParagraph"/>
+        <w:numPr>
+          <w:ilvl w:val="0"/>
+          <w:numId w:val="1"/>
+        </w:numPr>
         <w:spacing w:after="120"/>
         <w:jc w:val="left"/>
       </w:pPr>
@@ -1579,7 +2450,7 @@
           <w:sz w:val="21"/>
           <w:szCs w:val="21"/>
         </w:rPr>
-        <w:t xml:space="preserve">Priya Ramanathan presented the Project Qlarity business case:</w:t>
+        <w:t xml:space="preserve">Total investment: $12.4M over 24 months (3 phases)</w:t>
       </w:r>
     </w:p>
     <w:p>
@@ -1603,31 +2474,7 @@
           <w:sz w:val="21"/>
           <w:szCs w:val="21"/>
         </w:rPr>
-        <w:t xml:space="preserve">Investment: $12.4M over 24 months</w:t>
-      </w:r>
-    </w:p>
-    <w:p>
-      <w:pPr>
-        <w:pStyle w:val="ListParagraph"/>
-        <w:numPr>
-          <w:ilvl w:val="0"/>
-          <w:numId w:val="1"/>
-        </w:numPr>
-        <w:spacing w:after="120"/>
-        <w:jc w:val="left"/>
-      </w:pPr>
-      <w:r>
-        <w:rPr>
-          <w:rFonts w:ascii="Calibri" w:cs="Calibri" w:eastAsia="Calibri" w:hAnsi="Calibri"/>
-          <w:b w:val="false"/>
-          <w:bCs w:val="false"/>
-          <w:i w:val="false"/>
-          <w:iCs w:val="false"/>
-          <w:color w:val="1F2937"/>
-          <w:sz w:val="21"/>
-          <w:szCs w:val="21"/>
-        </w:rPr>
-        <w:t xml:space="preserve">Conservative benefit: $52.7M annually (60% realization of $87.9M potential)</w:t>
+        <w:t xml:space="preserve">Conservative annual benefit: $52.7M (60% realization of $87.9M potential)</w:t>
       </w:r>
     </w:p>
     <w:p>
@@ -1675,26 +2522,98 @@
           <w:sz w:val="21"/>
           <w:szCs w:val="21"/>
         </w:rPr>
-        <w:t xml:space="preserve">Platform: Qlik Talend Cloud + Open Lakehouse + Qlik Analytics + Qlik Answers</w:t>
+        <w:t xml:space="preserve">Platform: Qlik Talend Cloud (data integration + quality) + Qlik Open Lakehouse + Qlik Analytics + Qlik Answers + Qlik AutoML</w:t>
       </w:r>
     </w:p>
     <w:p>
       <w:pPr>
+        <w:pStyle w:val="ListParagraph"/>
+        <w:numPr>
+          <w:ilvl w:val="0"/>
+          <w:numId w:val="1"/>
+        </w:numPr>
         <w:spacing w:after="120"/>
         <w:jc w:val="left"/>
       </w:pPr>
       <w:r>
         <w:rPr>
           <w:rFonts w:ascii="Calibri" w:cs="Calibri" w:eastAsia="Calibri" w:hAnsi="Calibri"/>
-          <w:b/>
-          <w:bCs/>
+          <w:b w:val="false"/>
+          <w:bCs w:val="false"/>
           <w:i w:val="false"/>
           <w:iCs w:val="false"/>
           <w:color w:val="1F2937"/>
           <w:sz w:val="21"/>
           <w:szCs w:val="21"/>
         </w:rPr>
-        <w:t xml:space="preserve">CEO: "Data quality is now our #1 operational priority for 2026. Priya, schedule the full Qlarity presentation for the CIO review on October 31."</w:t>
+        <w:t xml:space="preserve">Phase 1 (Foundation, $5.2M): CDC pipelines, lakehouse, 4 priority transformation routes, pipeline monitoring</w:t>
+      </w:r>
+    </w:p>
+    <w:p>
+      <w:pPr>
+        <w:pStyle w:val="ListParagraph"/>
+        <w:numPr>
+          <w:ilvl w:val="0"/>
+          <w:numId w:val="1"/>
+        </w:numPr>
+        <w:spacing w:after="120"/>
+        <w:jc w:val="left"/>
+      </w:pPr>
+      <w:r>
+        <w:rPr>
+          <w:rFonts w:ascii="Calibri" w:cs="Calibri" w:eastAsia="Calibri" w:hAnsi="Calibri"/>
+          <w:b w:val="false"/>
+          <w:bCs w:val="false"/>
+          <w:i w:val="false"/>
+          <w:iCs w:val="false"/>
+          <w:color w:val="1F2937"/>
+          <w:sz w:val="21"/>
+          <w:szCs w:val="21"/>
+        </w:rPr>
+        <w:t xml:space="preserve">Phase 2 (Analytics &amp; Quality, $4.8M): remaining transformation routes, data quality monitoring, AutoML models</w:t>
+      </w:r>
+    </w:p>
+    <w:p>
+      <w:pPr>
+        <w:pStyle w:val="ListParagraph"/>
+        <w:numPr>
+          <w:ilvl w:val="0"/>
+          <w:numId w:val="1"/>
+        </w:numPr>
+        <w:spacing w:after="120"/>
+        <w:jc w:val="left"/>
+      </w:pPr>
+      <w:r>
+        <w:rPr>
+          <w:rFonts w:ascii="Calibri" w:cs="Calibri" w:eastAsia="Calibri" w:hAnsi="Calibri"/>
+          <w:b w:val="false"/>
+          <w:bCs w:val="false"/>
+          <w:i w:val="false"/>
+          <w:iCs w:val="false"/>
+          <w:color w:val="1F2937"/>
+          <w:sz w:val="21"/>
+          <w:szCs w:val="21"/>
+        </w:rPr>
+        <w:t xml:space="preserve">Phase 3 (AI &amp; Conversational, $2.4M): Qlik Answers knowledge base, Discovery Agent, MCP Server</w:t>
+      </w:r>
+    </w:p>
+    <w:p>
+      <w:pPr>
+        <w:spacing w:after="120"/>
+        <w:jc w:val="left"/>
+      </w:pPr>
+      <w:r>
+        <w:rPr>
+          <w:rFonts w:ascii="Calibri" w:cs="Calibri" w:eastAsia="Calibri" w:hAnsi="Calibri"/>
+          <w:b w:val="false"/>
+          <w:bCs w:val="false"/>
+          <w:i w:val="false"/>
+          <w:iCs w:val="false"/>
+          <w:color w:val="1F2937"/>
+          <w:sz w:val="21"/>
+          <w:szCs w:val="21"/>
+        </w:rPr>
+        <w:t xml:space="preserve">CEO directed Priya to schedule the full Qlarity presentation for the CIO review board on 31 October 2025.</w:t>
       </w:r>
     </w:p>
     <w:p>
@@ -1732,6 +2651,8 @@
         <w:gridCol w:w="100"/>
         <w:gridCol w:w="100"/>
         <w:gridCol w:w="100"/>
+        <w:gridCol w:w="100"/>
+        <w:gridCol w:w="100"/>
       </w:tblGrid>
       <w:tr>
         <w:trPr>
@@ -1760,7 +2681,7 @@
                 <w:sz w:val="19"/>
                 <w:szCs w:val="19"/>
               </w:rPr>
-              <w:t xml:space="preserve">Action</w:t>
+              <w:t xml:space="preserve">#</w:t>
             </w:r>
           </w:p>
         </w:tc>
@@ -1787,7 +2708,7 @@
                 <w:sz w:val="19"/>
                 <w:szCs w:val="19"/>
               </w:rPr>
-              <w:t xml:space="preserve">Owner</w:t>
+              <w:t xml:space="preserve">Action</w:t>
             </w:r>
           </w:p>
         </w:tc>
@@ -1814,7 +2735,61 @@
                 <w:sz w:val="19"/>
                 <w:szCs w:val="19"/>
               </w:rPr>
+              <w:t xml:space="preserve">Owner</w:t>
+            </w:r>
+          </w:p>
+        </w:tc>
+        <w:tc>
+          <w:tcPr>
+            <w:shd w:color="0D7C8F" w:val="solid"/>
+            <w:tcMar>
+              <w:top w:type="dxa" w:w="40"/>
+              <w:left w:type="dxa" w:w="80"/>
+              <w:bottom w:type="dxa" w:w="40"/>
+              <w:right w:type="dxa" w:w="80"/>
+            </w:tcMar>
+          </w:tcPr>
+          <w:p>
+            <w:pPr>
+              <w:spacing w:after="0"/>
+            </w:pPr>
+            <w:r>
+              <w:rPr>
+                <w:rFonts w:ascii="Calibri" w:cs="Calibri" w:eastAsia="Calibri" w:hAnsi="Calibri"/>
+                <w:b/>
+                <w:bCs/>
+                <w:color w:val="FFFFFF"/>
+                <w:sz w:val="19"/>
+                <w:szCs w:val="19"/>
+              </w:rPr>
               <w:t xml:space="preserve">Deadline</w:t>
+            </w:r>
+          </w:p>
+        </w:tc>
+        <w:tc>
+          <w:tcPr>
+            <w:shd w:color="0D7C8F" w:val="solid"/>
+            <w:tcMar>
+              <w:top w:type="dxa" w:w="40"/>
+              <w:left w:type="dxa" w:w="80"/>
+              <w:bottom w:type="dxa" w:w="40"/>
+              <w:right w:type="dxa" w:w="80"/>
+            </w:tcMar>
+          </w:tcPr>
+          <w:p>
+            <w:pPr>
+              <w:spacing w:after="0"/>
+            </w:pPr>
+            <w:r>
+              <w:rPr>
+                <w:rFonts w:ascii="Calibri" w:cs="Calibri" w:eastAsia="Calibri" w:hAnsi="Calibri"/>
+                <w:b/>
+                <w:bCs/>
+                <w:color w:val="FFFFFF"/>
+                <w:sz w:val="19"/>
+                <w:szCs w:val="19"/>
+              </w:rPr>
+              <w:t xml:space="preserve">Priority</w:t>
             </w:r>
           </w:p>
         </w:tc>
@@ -1841,6 +2816,31 @@
                 <w:sz w:val="19"/>
                 <w:szCs w:val="19"/>
               </w:rPr>
+              <w:t xml:space="preserve">1</w:t>
+            </w:r>
+          </w:p>
+        </w:tc>
+        <w:tc>
+          <w:tcPr>
+            <w:shd w:color="F2F4F7" w:val="solid"/>
+            <w:tcMar>
+              <w:top w:type="dxa" w:w="30"/>
+              <w:left w:type="dxa" w:w="80"/>
+              <w:bottom w:type="dxa" w:w="30"/>
+              <w:right w:type="dxa" w:w="80"/>
+            </w:tcMar>
+          </w:tcPr>
+          <w:p>
+            <w:pPr>
+              <w:spacing w:after="0"/>
+            </w:pPr>
+            <w:r>
+              <w:rPr>
+                <w:rFonts w:ascii="Calibri" w:cs="Calibri" w:eastAsia="Calibri" w:hAnsi="Calibri"/>
+                <w:color w:val="1F2937"/>
+                <w:sz w:val="19"/>
+                <w:szCs w:val="19"/>
+              </w:rPr>
               <w:t xml:space="preserve">Present Project Qlarity to CIO review board</w:t>
             </w:r>
           </w:p>
@@ -1892,6 +2892,31 @@
                 <w:szCs w:val="19"/>
               </w:rPr>
               <w:t xml:space="preserve">31 Oct 2025</w:t>
+            </w:r>
+          </w:p>
+        </w:tc>
+        <w:tc>
+          <w:tcPr>
+            <w:shd w:color="F2F4F7" w:val="solid"/>
+            <w:tcMar>
+              <w:top w:type="dxa" w:w="30"/>
+              <w:left w:type="dxa" w:w="80"/>
+              <w:bottom w:type="dxa" w:w="30"/>
+              <w:right w:type="dxa" w:w="80"/>
+            </w:tcMar>
+          </w:tcPr>
+          <w:p>
+            <w:pPr>
+              <w:spacing w:after="0"/>
+            </w:pPr>
+            <w:r>
+              <w:rPr>
+                <w:rFonts w:ascii="Calibri" w:cs="Calibri" w:eastAsia="Calibri" w:hAnsi="Calibri"/>
+                <w:color w:val="1F2937"/>
+                <w:sz w:val="19"/>
+                <w:szCs w:val="19"/>
+              </w:rPr>
+              <w:t xml:space="preserve">Critical</w:t>
             </w:r>
           </w:p>
         </w:tc>
@@ -1917,7 +2942,31 @@
                 <w:sz w:val="19"/>
                 <w:szCs w:val="19"/>
               </w:rPr>
-              <w:t xml:space="preserve">Roll out pipeline monitoring to all DCs</w:t>
+              <w:t xml:space="preserve">2</w:t>
+            </w:r>
+          </w:p>
+        </w:tc>
+        <w:tc>
+          <w:tcPr>
+            <w:tcMar>
+              <w:top w:type="dxa" w:w="30"/>
+              <w:left w:type="dxa" w:w="80"/>
+              <w:bottom w:type="dxa" w:w="30"/>
+              <w:right w:type="dxa" w:w="80"/>
+            </w:tcMar>
+          </w:tcPr>
+          <w:p>
+            <w:pPr>
+              <w:spacing w:after="0"/>
+            </w:pPr>
+            <w:r>
+              <w:rPr>
+                <w:rFonts w:ascii="Calibri" w:cs="Calibri" w:eastAsia="Calibri" w:hAnsi="Calibri"/>
+                <w:color w:val="1F2937"/>
+                <w:sz w:val="19"/>
+                <w:szCs w:val="19"/>
+              </w:rPr>
+              <w:t xml:space="preserve">Roll out pipeline monitoring to all 28 DCs</w:t>
             </w:r>
           </w:p>
         </w:tc>
@@ -1966,6 +3015,30 @@
                 <w:szCs w:val="19"/>
               </w:rPr>
               <w:t xml:space="preserve">31 Dec 2025</w:t>
+            </w:r>
+          </w:p>
+        </w:tc>
+        <w:tc>
+          <w:tcPr>
+            <w:tcMar>
+              <w:top w:type="dxa" w:w="30"/>
+              <w:left w:type="dxa" w:w="80"/>
+              <w:bottom w:type="dxa" w:w="30"/>
+              <w:right w:type="dxa" w:w="80"/>
+            </w:tcMar>
+          </w:tcPr>
+          <w:p>
+            <w:pPr>
+              <w:spacing w:after="0"/>
+            </w:pPr>
+            <w:r>
+              <w:rPr>
+                <w:rFonts w:ascii="Calibri" w:cs="Calibri" w:eastAsia="Calibri" w:hAnsi="Calibri"/>
+                <w:color w:val="1F2937"/>
+                <w:sz w:val="19"/>
+                <w:szCs w:val="19"/>
+              </w:rPr>
+              <w:t xml:space="preserve">High</w:t>
             </w:r>
           </w:p>
         </w:tc>
@@ -1992,6 +3065,31 @@
                 <w:sz w:val="19"/>
                 <w:szCs w:val="19"/>
               </w:rPr>
+              <w:t xml:space="preserve">3</w:t>
+            </w:r>
+          </w:p>
+        </w:tc>
+        <w:tc>
+          <w:tcPr>
+            <w:shd w:color="F2F4F7" w:val="solid"/>
+            <w:tcMar>
+              <w:top w:type="dxa" w:w="30"/>
+              <w:left w:type="dxa" w:w="80"/>
+              <w:bottom w:type="dxa" w:w="30"/>
+              <w:right w:type="dxa" w:w="80"/>
+            </w:tcMar>
+          </w:tcPr>
+          <w:p>
+            <w:pPr>
+              <w:spacing w:after="0"/>
+            </w:pPr>
+            <w:r>
+              <w:rPr>
+                <w:rFonts w:ascii="Calibri" w:cs="Calibri" w:eastAsia="Calibri" w:hAnsi="Calibri"/>
+                <w:color w:val="1F2937"/>
+                <w:sz w:val="19"/>
+                <w:szCs w:val="19"/>
+              </w:rPr>
               <w:t xml:space="preserve">Implement carrier SLA change notification process</w:t>
             </w:r>
           </w:p>
@@ -2043,6 +3141,31 @@
                 <w:szCs w:val="19"/>
               </w:rPr>
               <w:t xml:space="preserve">15 Nov 2025</w:t>
+            </w:r>
+          </w:p>
+        </w:tc>
+        <w:tc>
+          <w:tcPr>
+            <w:shd w:color="F2F4F7" w:val="solid"/>
+            <w:tcMar>
+              <w:top w:type="dxa" w:w="30"/>
+              <w:left w:type="dxa" w:w="80"/>
+              <w:bottom w:type="dxa" w:w="30"/>
+              <w:right w:type="dxa" w:w="80"/>
+            </w:tcMar>
+          </w:tcPr>
+          <w:p>
+            <w:pPr>
+              <w:spacing w:after="0"/>
+            </w:pPr>
+            <w:r>
+              <w:rPr>
+                <w:rFonts w:ascii="Calibri" w:cs="Calibri" w:eastAsia="Calibri" w:hAnsi="Calibri"/>
+                <w:color w:val="1F2937"/>
+                <w:sz w:val="19"/>
+                <w:szCs w:val="19"/>
+              </w:rPr>
+              <w:t xml:space="preserve">High</w:t>
             </w:r>
           </w:p>
         </w:tc>
@@ -2068,7 +3191,31 @@
                 <w:sz w:val="19"/>
                 <w:szCs w:val="19"/>
               </w:rPr>
-              <w:t xml:space="preserve">Complete TransFrio corrective actions</w:t>
+              <w:t xml:space="preserve">4</w:t>
+            </w:r>
+          </w:p>
+        </w:tc>
+        <w:tc>
+          <w:tcPr>
+            <w:tcMar>
+              <w:top w:type="dxa" w:w="30"/>
+              <w:left w:type="dxa" w:w="80"/>
+              <w:bottom w:type="dxa" w:w="30"/>
+              <w:right w:type="dxa" w:w="80"/>
+            </w:tcMar>
+          </w:tcPr>
+          <w:p>
+            <w:pPr>
+              <w:spacing w:after="0"/>
+            </w:pPr>
+            <w:r>
+              <w:rPr>
+                <w:rFonts w:ascii="Calibri" w:cs="Calibri" w:eastAsia="Calibri" w:hAnsi="Calibri"/>
+                <w:color w:val="1F2937"/>
+                <w:sz w:val="19"/>
+                <w:szCs w:val="19"/>
+              </w:rPr>
+              <w:t xml:space="preserve">Complete TransFrio corrective actions or initiate carrier transition</w:t>
             </w:r>
           </w:p>
         </w:tc>
@@ -2117,6 +3264,30 @@
                 <w:szCs w:val="19"/>
               </w:rPr>
               <w:t xml:space="preserve">31 Dec 2025</w:t>
+            </w:r>
+          </w:p>
+        </w:tc>
+        <w:tc>
+          <w:tcPr>
+            <w:tcMar>
+              <w:top w:type="dxa" w:w="30"/>
+              <w:left w:type="dxa" w:w="80"/>
+              <w:bottom w:type="dxa" w:w="30"/>
+              <w:right w:type="dxa" w:w="80"/>
+            </w:tcMar>
+          </w:tcPr>
+          <w:p>
+            <w:pPr>
+              <w:spacing w:after="0"/>
+            </w:pPr>
+            <w:r>
+              <w:rPr>
+                <w:rFonts w:ascii="Calibri" w:cs="Calibri" w:eastAsia="Calibri" w:hAnsi="Calibri"/>
+                <w:color w:val="1F2937"/>
+                <w:sz w:val="19"/>
+                <w:szCs w:val="19"/>
+              </w:rPr>
+              <w:t xml:space="preserve">High</w:t>
             </w:r>
           </w:p>
         </w:tc>
@@ -2143,7 +3314,32 @@
                 <w:sz w:val="19"/>
                 <w:szCs w:val="19"/>
               </w:rPr>
-              <w:t xml:space="preserve">Achieve 100% lot number capture</w:t>
+              <w:t xml:space="preserve">5</w:t>
+            </w:r>
+          </w:p>
+        </w:tc>
+        <w:tc>
+          <w:tcPr>
+            <w:shd w:color="F2F4F7" w:val="solid"/>
+            <w:tcMar>
+              <w:top w:type="dxa" w:w="30"/>
+              <w:left w:type="dxa" w:w="80"/>
+              <w:bottom w:type="dxa" w:w="30"/>
+              <w:right w:type="dxa" w:w="80"/>
+            </w:tcMar>
+          </w:tcPr>
+          <w:p>
+            <w:pPr>
+              <w:spacing w:after="0"/>
+            </w:pPr>
+            <w:r>
+              <w:rPr>
+                <w:rFonts w:ascii="Calibri" w:cs="Calibri" w:eastAsia="Calibri" w:hAnsi="Calibri"/>
+                <w:color w:val="1F2937"/>
+                <w:sz w:val="19"/>
+                <w:szCs w:val="19"/>
+              </w:rPr>
+              <w:t xml:space="preserve">Achieve 100% lot number capture at all food-handling DCs</w:t>
             </w:r>
           </w:p>
         </w:tc>
@@ -2194,6 +3390,31 @@
                 <w:szCs w:val="19"/>
               </w:rPr>
               <w:t xml:space="preserve">01 Nov 2025</w:t>
+            </w:r>
+          </w:p>
+        </w:tc>
+        <w:tc>
+          <w:tcPr>
+            <w:shd w:color="F2F4F7" w:val="solid"/>
+            <w:tcMar>
+              <w:top w:type="dxa" w:w="30"/>
+              <w:left w:type="dxa" w:w="80"/>
+              <w:bottom w:type="dxa" w:w="30"/>
+              <w:right w:type="dxa" w:w="80"/>
+            </w:tcMar>
+          </w:tcPr>
+          <w:p>
+            <w:pPr>
+              <w:spacing w:after="0"/>
+            </w:pPr>
+            <w:r>
+              <w:rPr>
+                <w:rFonts w:ascii="Calibri" w:cs="Calibri" w:eastAsia="Calibri" w:hAnsi="Calibri"/>
+                <w:color w:val="1F2937"/>
+                <w:sz w:val="19"/>
+                <w:szCs w:val="19"/>
+              </w:rPr>
+              <w:t xml:space="preserve">Critical</w:t>
             </w:r>
           </w:p>
         </w:tc>
@@ -2219,7 +3440,31 @@
                 <w:sz w:val="19"/>
                 <w:szCs w:val="19"/>
               </w:rPr>
-              <w:t xml:space="preserve">NVWA follow-up preparation</w:t>
+              <w:t xml:space="preserve">6</w:t>
+            </w:r>
+          </w:p>
+        </w:tc>
+        <w:tc>
+          <w:tcPr>
+            <w:tcMar>
+              <w:top w:type="dxa" w:w="30"/>
+              <w:left w:type="dxa" w:w="80"/>
+              <w:bottom w:type="dxa" w:w="30"/>
+              <w:right w:type="dxa" w:w="80"/>
+            </w:tcMar>
+          </w:tcPr>
+          <w:p>
+            <w:pPr>
+              <w:spacing w:after="0"/>
+            </w:pPr>
+            <w:r>
+              <w:rPr>
+                <w:rFonts w:ascii="Calibri" w:cs="Calibri" w:eastAsia="Calibri" w:hAnsi="Calibri"/>
+                <w:color w:val="1F2937"/>
+                <w:sz w:val="19"/>
+                <w:szCs w:val="19"/>
+              </w:rPr>
+              <w:t xml:space="preserve">Prepare for NVWA follow-up inspection</w:t>
             </w:r>
           </w:p>
         </w:tc>
@@ -2268,49 +3513,284 @@
                 <w:szCs w:val="19"/>
               </w:rPr>
               <w:t xml:space="preserve">28 Feb 2026</w:t>
+            </w:r>
+          </w:p>
+        </w:tc>
+        <w:tc>
+          <w:tcPr>
+            <w:tcMar>
+              <w:top w:type="dxa" w:w="30"/>
+              <w:left w:type="dxa" w:w="80"/>
+              <w:bottom w:type="dxa" w:w="30"/>
+              <w:right w:type="dxa" w:w="80"/>
+            </w:tcMar>
+          </w:tcPr>
+          <w:p>
+            <w:pPr>
+              <w:spacing w:after="0"/>
+            </w:pPr>
+            <w:r>
+              <w:rPr>
+                <w:rFonts w:ascii="Calibri" w:cs="Calibri" w:eastAsia="Calibri" w:hAnsi="Calibri"/>
+                <w:color w:val="1F2937"/>
+                <w:sz w:val="19"/>
+                <w:szCs w:val="19"/>
+              </w:rPr>
+              <w:t xml:space="preserve">Critical</w:t>
+            </w:r>
+          </w:p>
+        </w:tc>
+      </w:tr>
+      <w:tr>
+        <w:tc>
+          <w:tcPr>
+            <w:shd w:color="F2F4F7" w:val="solid"/>
+            <w:tcMar>
+              <w:top w:type="dxa" w:w="30"/>
+              <w:left w:type="dxa" w:w="80"/>
+              <w:bottom w:type="dxa" w:w="30"/>
+              <w:right w:type="dxa" w:w="80"/>
+            </w:tcMar>
+          </w:tcPr>
+          <w:p>
+            <w:pPr>
+              <w:spacing w:after="0"/>
+            </w:pPr>
+            <w:r>
+              <w:rPr>
+                <w:rFonts w:ascii="Calibri" w:cs="Calibri" w:eastAsia="Calibri" w:hAnsi="Calibri"/>
+                <w:color w:val="1F2937"/>
+                <w:sz w:val="19"/>
+                <w:szCs w:val="19"/>
+              </w:rPr>
+              <w:t xml:space="preserve">7</w:t>
+            </w:r>
+          </w:p>
+        </w:tc>
+        <w:tc>
+          <w:tcPr>
+            <w:shd w:color="F2F4F7" w:val="solid"/>
+            <w:tcMar>
+              <w:top w:type="dxa" w:w="30"/>
+              <w:left w:type="dxa" w:w="80"/>
+              <w:bottom w:type="dxa" w:w="30"/>
+              <w:right w:type="dxa" w:w="80"/>
+            </w:tcMar>
+          </w:tcPr>
+          <w:p>
+            <w:pPr>
+              <w:spacing w:after="0"/>
+            </w:pPr>
+            <w:r>
+              <w:rPr>
+                <w:rFonts w:ascii="Calibri" w:cs="Calibri" w:eastAsia="Calibri" w:hAnsi="Calibri"/>
+                <w:color w:val="1F2937"/>
+                <w:sz w:val="19"/>
+                <w:szCs w:val="19"/>
+              </w:rPr>
+              <w:t xml:space="preserve">Evaluate alternate LATAM cold chain carriers</w:t>
+            </w:r>
+          </w:p>
+        </w:tc>
+        <w:tc>
+          <w:tcPr>
+            <w:shd w:color="F2F4F7" w:val="solid"/>
+            <w:tcMar>
+              <w:top w:type="dxa" w:w="30"/>
+              <w:left w:type="dxa" w:w="80"/>
+              <w:bottom w:type="dxa" w:w="30"/>
+              <w:right w:type="dxa" w:w="80"/>
+            </w:tcMar>
+          </w:tcPr>
+          <w:p>
+            <w:pPr>
+              <w:spacing w:after="0"/>
+            </w:pPr>
+            <w:r>
+              <w:rPr>
+                <w:rFonts w:ascii="Calibri" w:cs="Calibri" w:eastAsia="Calibri" w:hAnsi="Calibri"/>
+                <w:color w:val="1F2937"/>
+                <w:sz w:val="19"/>
+                <w:szCs w:val="19"/>
+              </w:rPr>
+              <w:t xml:space="preserve">R. Almeida</w:t>
+            </w:r>
+          </w:p>
+        </w:tc>
+        <w:tc>
+          <w:tcPr>
+            <w:shd w:color="F2F4F7" w:val="solid"/>
+            <w:tcMar>
+              <w:top w:type="dxa" w:w="30"/>
+              <w:left w:type="dxa" w:w="80"/>
+              <w:bottom w:type="dxa" w:w="30"/>
+              <w:right w:type="dxa" w:w="80"/>
+            </w:tcMar>
+          </w:tcPr>
+          <w:p>
+            <w:pPr>
+              <w:spacing w:after="0"/>
+            </w:pPr>
+            <w:r>
+              <w:rPr>
+                <w:rFonts w:ascii="Calibri" w:cs="Calibri" w:eastAsia="Calibri" w:hAnsi="Calibri"/>
+                <w:color w:val="1F2937"/>
+                <w:sz w:val="19"/>
+                <w:szCs w:val="19"/>
+              </w:rPr>
+              <w:t xml:space="preserve">30 Nov 2025</w:t>
+            </w:r>
+          </w:p>
+        </w:tc>
+        <w:tc>
+          <w:tcPr>
+            <w:shd w:color="F2F4F7" w:val="solid"/>
+            <w:tcMar>
+              <w:top w:type="dxa" w:w="30"/>
+              <w:left w:type="dxa" w:w="80"/>
+              <w:bottom w:type="dxa" w:w="30"/>
+              <w:right w:type="dxa" w:w="80"/>
+            </w:tcMar>
+          </w:tcPr>
+          <w:p>
+            <w:pPr>
+              <w:spacing w:after="0"/>
+            </w:pPr>
+            <w:r>
+              <w:rPr>
+                <w:rFonts w:ascii="Calibri" w:cs="Calibri" w:eastAsia="Calibri" w:hAnsi="Calibri"/>
+                <w:color w:val="1F2937"/>
+                <w:sz w:val="19"/>
+                <w:szCs w:val="19"/>
+              </w:rPr>
+              <w:t xml:space="preserve">Medium</w:t>
+            </w:r>
+          </w:p>
+        </w:tc>
+      </w:tr>
+      <w:tr>
+        <w:tc>
+          <w:tcPr>
+            <w:tcMar>
+              <w:top w:type="dxa" w:w="30"/>
+              <w:left w:type="dxa" w:w="80"/>
+              <w:bottom w:type="dxa" w:w="30"/>
+              <w:right w:type="dxa" w:w="80"/>
+            </w:tcMar>
+          </w:tcPr>
+          <w:p>
+            <w:pPr>
+              <w:spacing w:after="0"/>
+            </w:pPr>
+            <w:r>
+              <w:rPr>
+                <w:rFonts w:ascii="Calibri" w:cs="Calibri" w:eastAsia="Calibri" w:hAnsi="Calibri"/>
+                <w:color w:val="1F2937"/>
+                <w:sz w:val="19"/>
+                <w:szCs w:val="19"/>
+              </w:rPr>
+              <w:t xml:space="preserve">8</w:t>
+            </w:r>
+          </w:p>
+        </w:tc>
+        <w:tc>
+          <w:tcPr>
+            <w:tcMar>
+              <w:top w:type="dxa" w:w="30"/>
+              <w:left w:type="dxa" w:w="80"/>
+              <w:bottom w:type="dxa" w:w="30"/>
+              <w:right w:type="dxa" w:w="80"/>
+            </w:tcMar>
+          </w:tcPr>
+          <w:p>
+            <w:pPr>
+              <w:spacing w:after="0"/>
+            </w:pPr>
+            <w:r>
+              <w:rPr>
+                <w:rFonts w:ascii="Calibri" w:cs="Calibri" w:eastAsia="Calibri" w:hAnsi="Calibri"/>
+                <w:color w:val="1F2937"/>
+                <w:sz w:val="19"/>
+                <w:szCs w:val="19"/>
+              </w:rPr>
+              <w:t xml:space="preserve">Address NinjaVan tracking data availability (71% vs 99% target)</w:t>
+            </w:r>
+          </w:p>
+        </w:tc>
+        <w:tc>
+          <w:tcPr>
+            <w:tcMar>
+              <w:top w:type="dxa" w:w="30"/>
+              <w:left w:type="dxa" w:w="80"/>
+              <w:bottom w:type="dxa" w:w="30"/>
+              <w:right w:type="dxa" w:w="80"/>
+            </w:tcMar>
+          </w:tcPr>
+          <w:p>
+            <w:pPr>
+              <w:spacing w:after="0"/>
+            </w:pPr>
+            <w:r>
+              <w:rPr>
+                <w:rFonts w:ascii="Calibri" w:cs="Calibri" w:eastAsia="Calibri" w:hAnsi="Calibri"/>
+                <w:color w:val="1F2937"/>
+                <w:sz w:val="19"/>
+                <w:szCs w:val="19"/>
+              </w:rPr>
+              <w:t xml:space="preserve">W. L. Tan</w:t>
+            </w:r>
+          </w:p>
+        </w:tc>
+        <w:tc>
+          <w:tcPr>
+            <w:tcMar>
+              <w:top w:type="dxa" w:w="30"/>
+              <w:left w:type="dxa" w:w="80"/>
+              <w:bottom w:type="dxa" w:w="30"/>
+              <w:right w:type="dxa" w:w="80"/>
+            </w:tcMar>
+          </w:tcPr>
+          <w:p>
+            <w:pPr>
+              <w:spacing w:after="0"/>
+            </w:pPr>
+            <w:r>
+              <w:rPr>
+                <w:rFonts w:ascii="Calibri" w:cs="Calibri" w:eastAsia="Calibri" w:hAnsi="Calibri"/>
+                <w:color w:val="1F2937"/>
+                <w:sz w:val="19"/>
+                <w:szCs w:val="19"/>
+              </w:rPr>
+              <w:t xml:space="preserve">31 Dec 2025</w:t>
+            </w:r>
+          </w:p>
+        </w:tc>
+        <w:tc>
+          <w:tcPr>
+            <w:tcMar>
+              <w:top w:type="dxa" w:w="30"/>
+              <w:left w:type="dxa" w:w="80"/>
+              <w:bottom w:type="dxa" w:w="30"/>
+              <w:right w:type="dxa" w:w="80"/>
+            </w:tcMar>
+          </w:tcPr>
+          <w:p>
+            <w:pPr>
+              <w:spacing w:after="0"/>
+            </w:pPr>
+            <w:r>
+              <w:rPr>
+                <w:rFonts w:ascii="Calibri" w:cs="Calibri" w:eastAsia="Calibri" w:hAnsi="Calibri"/>
+                <w:color w:val="1F2937"/>
+                <w:sz w:val="19"/>
+                <w:szCs w:val="19"/>
+              </w:rPr>
+              <w:t xml:space="preserve">Medium</w:t>
             </w:r>
           </w:p>
         </w:tc>
       </w:tr>
     </w:tbl>
-    <w:p>
-      <w:pPr>
-        <w:pBdr>
-          <w:bottom w:val="single" w:color="0D7C8F" w:sz="2" w:space="4"/>
-        </w:pBdr>
-        <w:spacing w:after="160" w:before="360"/>
-      </w:pPr>
-      <w:r>
-        <w:rPr>
-          <w:rFonts w:ascii="Calibri" w:cs="Calibri" w:eastAsia="Calibri" w:hAnsi="Calibri"/>
-          <w:b/>
-          <w:bCs/>
-          <w:color w:val="1B2A4A"/>
-          <w:sz w:val="30"/>
-          <w:szCs w:val="30"/>
-        </w:rPr>
-        <w:t xml:space="preserve">5. Next Meeting</w:t>
-      </w:r>
-    </w:p>
-    <w:p>
-      <w:pPr>
-        <w:spacing w:after="120"/>
-        <w:jc w:val="left"/>
-      </w:pPr>
-      <w:r>
-        <w:rPr>
-          <w:rFonts w:ascii="Calibri" w:cs="Calibri" w:eastAsia="Calibri" w:hAnsi="Calibri"/>
-          <w:b w:val="false"/>
-          <w:bCs w:val="false"/>
-          <w:i w:val="false"/>
-          <w:iCs w:val="false"/>
-          <w:color w:val="1F2937"/>
-          <w:sz w:val="21"/>
-          <w:szCs w:val="21"/>
-        </w:rPr>
-        <w:t xml:space="preserve">Q4 2025 Supply Chain Performance Review: 15 January 2026, 09:00 CET</w:t>
-      </w:r>
-    </w:p>
     <w:p>
       <w:pPr>
         <w:spacing w:after="0" w:before="400"/>
